--- a/SITP/DSA-Notes/M09_Heaps.docx
+++ b/SITP/DSA-Notes/M09_Heaps.docx
@@ -60,7 +60,7 @@
         </w:p>
       </w:sdtContent>
     </w:sdt>
-    <w:bookmarkStart w:id="36" w:name="module-9-heaps-deep-dive"/>
+    <w:bookmarkStart w:id="46" w:name="module-9-heaps-deep-dive"/>
     <w:p>
       <w:pPr>
         <w:pStyle w:val="Heading1"/>
@@ -335,22 +335,13 @@
         </w:pict>
       </w:r>
     </w:p>
-    <w:bookmarkStart w:id="15" w:name="Xd5eadfde6b77aa97992d6f36969800fe1aa345a"/>
+    <w:bookmarkStart w:id="15" w:name="heap-as-an-array-indexing-the-gate-trap"/>
     <w:p>
       <w:pPr>
         <w:pStyle w:val="Heading2"/>
       </w:pPr>
       <w:r>
-        <w:t xml:space="preserve">9.1 Build-Heap in O(n) (the proof everyone gets wrong)</w:t>
-      </w:r>
-    </w:p>
-    <w:bookmarkStart w:id="12" w:name="the-claim"/>
-    <w:p>
-      <w:pPr>
-        <w:pStyle w:val="Heading3"/>
-      </w:pPr>
-      <w:r>
-        <w:t xml:space="preserve">The claim</w:t>
+        <w:t xml:space="preserve">9.0 Heap as an Array (indexing — the GATE trap)</w:t>
       </w:r>
     </w:p>
     <w:p>
@@ -358,61 +349,48 @@
         <w:pStyle w:val="FirstParagraph"/>
       </w:pPr>
       <w:r>
-        <w:t xml:space="preserve">Turning an unsorted array into a heap by</w:t>
-      </w:r>
-      <w:r>
-        <w:t xml:space="preserve"> </w:t>
-      </w:r>
-      <w:r>
-        <w:rPr>
-          <w:b/>
-          <w:bCs/>
-        </w:rPr>
-        <w:t xml:space="preserve">sifting down</w:t>
-      </w:r>
-      <w:r>
-        <w:t xml:space="preserve"> </w:t>
-      </w:r>
-      <w:r>
-        <w:t xml:space="preserve">from the last internal</w:t>
-      </w:r>
-      <w:r>
-        <w:t xml:space="preserve"> </w:t>
-      </w:r>
-      <w:r>
-        <w:t xml:space="preserve">node up to the root is</w:t>
-      </w:r>
-      <w:r>
-        <w:t xml:space="preserve"> </w:t>
-      </w:r>
-      <w:r>
-        <w:rPr>
-          <w:b/>
-          <w:bCs/>
-        </w:rPr>
-        <w:t xml:space="preserve">O(n)</w:t>
-      </w:r>
-      <w:r>
-        <w:t xml:space="preserve"> </w:t>
-      </w:r>
-      <w:r>
-        <w:t xml:space="preserve">—</w:t>
-      </w:r>
-      <w:r>
-        <w:t xml:space="preserve"> </w:t>
-      </w:r>
-      <w:r>
-        <w:rPr>
-          <w:i/>
-          <w:iCs/>
-        </w:rPr>
-        <w:t xml:space="preserve">not</w:t>
-      </w:r>
-      <w:r>
-        <w:t xml:space="preserve"> </w:t>
-      </w:r>
-      <w:r>
-        <w:t xml:space="preserve">O(n log n).</w:t>
+        <w:t xml:space="preserve">A binary heap is a</w:t>
+      </w:r>
+      <w:r>
+        <w:t xml:space="preserve"> </w:t>
+      </w:r>
+      <w:r>
+        <w:rPr>
+          <w:b/>
+          <w:bCs/>
+        </w:rPr>
+        <w:t xml:space="preserve">complete tree</w:t>
+      </w:r>
+      <w:r>
+        <w:t xml:space="preserve">, so it needs</w:t>
+      </w:r>
+      <w:r>
+        <w:t xml:space="preserve"> </w:t>
+      </w:r>
+      <w:r>
+        <w:rPr>
+          <w:b/>
+          <w:bCs/>
+        </w:rPr>
+        <w:t xml:space="preserve">no pointers</w:t>
+      </w:r>
+      <w:r>
+        <w:t xml:space="preserve"> </w:t>
+      </w:r>
+      <w:r>
+        <w:t xml:space="preserve">— it lives in a</w:t>
+      </w:r>
+      <w:r>
+        <w:t xml:space="preserve"> </w:t>
+      </w:r>
+      <w:r>
+        <w:t xml:space="preserve">plain array, and the parent/child links are pure arithmetic. This array↔tree</w:t>
+      </w:r>
+      <w:r>
+        <w:t xml:space="preserve"> </w:t>
+      </w:r>
+      <w:r>
+        <w:t xml:space="preserve">duality is the single most-tested heap fact in GATE.</w:t>
       </w:r>
     </w:p>
     <w:p>
@@ -422,14 +400,14 @@
       <w:r>
         <w:drawing>
           <wp:inline>
-            <wp:extent cx="5334000" cy="2786596"/>
+            <wp:extent cx="5334000" cy="2813888"/>
             <wp:effectExtent b="0" l="0" r="0" t="0"/>
-            <wp:docPr descr="Build-heap is O(n): most nodes are leaves (zero work); only the few top nodes sift far." title="" id="10" name="Picture"/>
+            <wp:docPr descr="A binary heap is a complete tree stored in an array; parent/child links are just index arithmetic." title="" id="10" name="Picture"/>
             <a:graphic>
               <a:graphicData uri="http://schemas.openxmlformats.org/drawingml/2006/picture">
                 <pic:pic>
                   <pic:nvPicPr>
-                    <pic:cNvPr descr="images/73_build_heap.png" id="11" name="Picture"/>
+                    <pic:cNvPr descr="images/146_heap_array_indexing.png" id="11" name="Picture"/>
                     <pic:cNvPicPr>
                       <a:picLocks noChangeArrowheads="1" noChangeAspect="1"/>
                     </pic:cNvPicPr>
@@ -443,7 +421,7 @@
                   <pic:spPr bwMode="auto">
                     <a:xfrm>
                       <a:off x="0" y="0"/>
-                      <a:ext cx="5334000" cy="2786596"/>
+                      <a:ext cx="5334000" cy="2813888"/>
                     </a:xfrm>
                     <a:prstGeom prst="rect">
                       <a:avLst/>
@@ -467,595 +445,16 @@
         <w:pStyle w:val="ImageCaption"/>
       </w:pPr>
       <w:r>
-        <w:t xml:space="preserve">Build-heap is O(n): most nodes are leaves (zero work); only the few top nodes sift far.</w:t>
-      </w:r>
-    </w:p>
-    <w:bookmarkEnd w:id="12"/>
-    <w:bookmarkStart w:id="13" w:name="why-the-intuition-the-math"/>
+        <w:t xml:space="preserve">A binary heap is a complete tree stored in an array; parent/child links are just index arithmetic.</w:t>
+      </w:r>
+    </w:p>
+    <w:bookmarkStart w:id="12" w:name="X51860c02755638d309da8b1fa4f8823955c5e13"/>
     <w:p>
       <w:pPr>
         <w:pStyle w:val="Heading3"/>
       </w:pPr>
       <w:r>
-        <w:t xml:space="preserve">Why (the intuition + the math)</w:t>
-      </w:r>
-    </w:p>
-    <w:p>
-      <w:pPr>
-        <w:pStyle w:val="FirstParagraph"/>
-      </w:pPr>
-      <w:r>
-        <w:t xml:space="preserve">If you instead</w:t>
-      </w:r>
-      <w:r>
-        <w:t xml:space="preserve"> </w:t>
-      </w:r>
-      <w:r>
-        <w:rPr>
-          <w:b/>
-          <w:bCs/>
-        </w:rPr>
-        <w:t xml:space="preserve">insert</w:t>
-      </w:r>
-      <w:r>
-        <w:t xml:space="preserve"> </w:t>
-      </w:r>
-      <w:r>
-        <w:t xml:space="preserve">n items one by one, each insert is O(log n) → O(n log n).</w:t>
-      </w:r>
-      <w:r>
-        <w:t xml:space="preserve"> </w:t>
-      </w:r>
-      <w:r>
-        <w:t xml:space="preserve">But</w:t>
-      </w:r>
-      <w:r>
-        <w:t xml:space="preserve"> </w:t>
-      </w:r>
-      <w:r>
-        <w:rPr>
-          <w:b/>
-          <w:bCs/>
-        </w:rPr>
-        <w:t xml:space="preserve">bottom-up build</w:t>
-      </w:r>
-      <w:r>
-        <w:t xml:space="preserve"> </w:t>
-      </w:r>
-      <w:r>
-        <w:t xml:space="preserve">is cheaper because</w:t>
-      </w:r>
-      <w:r>
-        <w:t xml:space="preserve"> </w:t>
-      </w:r>
-      <w:r>
-        <w:rPr>
-          <w:b/>
-          <w:bCs/>
-        </w:rPr>
-        <w:t xml:space="preserve">work depends on a node’s height, and</w:t>
-      </w:r>
-      <w:r>
-        <w:rPr>
-          <w:b/>
-          <w:bCs/>
-        </w:rPr>
-        <w:t xml:space="preserve"> </w:t>
-      </w:r>
-      <w:r>
-        <w:rPr>
-          <w:b/>
-          <w:bCs/>
-        </w:rPr>
-        <w:t xml:space="preserve">most nodes are near the bottom</w:t>
-      </w:r>
-      <w:r>
-        <w:t xml:space="preserve"> </w:t>
-      </w:r>
-      <w:r>
-        <w:t xml:space="preserve">(cheap):</w:t>
-      </w:r>
-    </w:p>
-    <w:p>
-      <w:pPr>
-        <w:pStyle w:val="Compact"/>
-        <w:numPr>
-          <w:ilvl w:val="0"/>
-          <w:numId w:val="1001"/>
-        </w:numPr>
-      </w:pPr>
-      <w:r>
-        <w:t xml:space="preserve">~n/2 nodes are leaves →</w:t>
-      </w:r>
-      <w:r>
-        <w:t xml:space="preserve"> </w:t>
-      </w:r>
-      <w:r>
-        <w:rPr>
-          <w:b/>
-          <w:bCs/>
-        </w:rPr>
-        <w:t xml:space="preserve">0</w:t>
-      </w:r>
-      <w:r>
-        <w:t xml:space="preserve"> </w:t>
-      </w:r>
-      <w:r>
-        <w:t xml:space="preserve">work each.</w:t>
-      </w:r>
-    </w:p>
-    <w:p>
-      <w:pPr>
-        <w:pStyle w:val="Compact"/>
-        <w:numPr>
-          <w:ilvl w:val="0"/>
-          <w:numId w:val="1001"/>
-        </w:numPr>
-      </w:pPr>
-      <w:r>
-        <w:t xml:space="preserve">~n/4 nodes sift down at most</w:t>
-      </w:r>
-      <w:r>
-        <w:t xml:space="preserve"> </w:t>
-      </w:r>
-      <w:r>
-        <w:rPr>
-          <w:b/>
-          <w:bCs/>
-        </w:rPr>
-        <w:t xml:space="preserve">1</w:t>
-      </w:r>
-      <w:r>
-        <w:t xml:space="preserve"> </w:t>
-      </w:r>
-      <w:r>
-        <w:t xml:space="preserve">level.</w:t>
-      </w:r>
-    </w:p>
-    <w:p>
-      <w:pPr>
-        <w:pStyle w:val="Compact"/>
-        <w:numPr>
-          <w:ilvl w:val="0"/>
-          <w:numId w:val="1001"/>
-        </w:numPr>
-      </w:pPr>
-      <w:r>
-        <w:t xml:space="preserve">~n/8 nodes sift down at most</w:t>
-      </w:r>
-      <w:r>
-        <w:t xml:space="preserve"> </w:t>
-      </w:r>
-      <w:r>
-        <w:rPr>
-          <w:b/>
-          <w:bCs/>
-        </w:rPr>
-        <w:t xml:space="preserve">2</w:t>
-      </w:r>
-      <w:r>
-        <w:t xml:space="preserve"> </w:t>
-      </w:r>
-      <w:r>
-        <w:t xml:space="preserve">levels, and so on.</w:t>
-      </w:r>
-    </w:p>
-    <w:p>
-      <w:pPr>
-        <w:pStyle w:val="FirstParagraph"/>
-      </w:pPr>
-      <w:r>
-        <w:t xml:space="preserve">Total work</w:t>
-      </w:r>
-      <w:r>
-        <w:t xml:space="preserve"> </w:t>
-      </w:r>
-      <w:r>
-        <w:rPr>
-          <w:rStyle w:val="VerbatimChar"/>
-        </w:rPr>
-        <w:t xml:space="preserve">= n·(1/2·0 + 1/4·1 + 1/8·2 + …) = n · Σ (k / 2^(k+1))</w:t>
-      </w:r>
-      <w:r>
-        <w:t xml:space="preserve">. That sum</w:t>
-      </w:r>
-      <w:r>
-        <w:t xml:space="preserve"> </w:t>
-      </w:r>
-      <w:r>
-        <w:t xml:space="preserve">converges to a</w:t>
-      </w:r>
-      <w:r>
-        <w:t xml:space="preserve"> </w:t>
-      </w:r>
-      <w:r>
-        <w:rPr>
-          <w:b/>
-          <w:bCs/>
-        </w:rPr>
-        <w:t xml:space="preserve">constant (≈1)</w:t>
-      </w:r>
-      <w:r>
-        <w:t xml:space="preserve">, so the total is</w:t>
-      </w:r>
-      <w:r>
-        <w:t xml:space="preserve"> </w:t>
-      </w:r>
-      <w:r>
-        <w:rPr>
-          <w:b/>
-          <w:bCs/>
-        </w:rPr>
-        <w:t xml:space="preserve">O(n)</w:t>
-      </w:r>
-      <w:r>
-        <w:t xml:space="preserve">. ∎</w:t>
-      </w:r>
-    </w:p>
-    <w:p>
-      <w:pPr>
-        <w:pStyle w:val="BlockText"/>
-      </w:pPr>
-      <w:r>
-        <w:rPr>
-          <w:b/>
-          <w:bCs/>
-        </w:rPr>
-        <w:t xml:space="preserve">Memory hook:</w:t>
-      </w:r>
-      <w:r>
-        <w:t xml:space="preserve"> </w:t>
-      </w:r>
-      <w:r>
-        <w:t xml:space="preserve">the expensive nodes (near the root) are</w:t>
-      </w:r>
-      <w:r>
-        <w:t xml:space="preserve"> </w:t>
-      </w:r>
-      <w:r>
-        <w:rPr>
-          <w:b/>
-          <w:bCs/>
-        </w:rPr>
-        <w:t xml:space="preserve">few</w:t>
-      </w:r>
-      <w:r>
-        <w:t xml:space="preserve">; the cheap</w:t>
-      </w:r>
-      <w:r>
-        <w:t xml:space="preserve"> </w:t>
-      </w:r>
-      <w:r>
-        <w:t xml:space="preserve">nodes (leaves) are</w:t>
-      </w:r>
-      <w:r>
-        <w:t xml:space="preserve"> </w:t>
-      </w:r>
-      <w:r>
-        <w:rPr>
-          <w:b/>
-          <w:bCs/>
-        </w:rPr>
-        <w:t xml:space="preserve">many</w:t>
-      </w:r>
-      <w:r>
-        <w:t xml:space="preserve">. The cheap ones dominate the count, so the average</w:t>
-      </w:r>
-      <w:r>
-        <w:t xml:space="preserve"> </w:t>
-      </w:r>
-      <w:r>
-        <w:t xml:space="preserve">is constant.</w:t>
-      </w:r>
-    </w:p>
-    <w:bookmarkEnd w:id="13"/>
-    <w:bookmarkStart w:id="14" w:name="mcqs"/>
-    <w:p>
-      <w:pPr>
-        <w:pStyle w:val="Heading3"/>
-      </w:pPr>
-      <w:r>
-        <w:t xml:space="preserve">MCQs</w:t>
-      </w:r>
-    </w:p>
-    <w:p>
-      <w:pPr>
-        <w:pStyle w:val="Compact"/>
-        <w:numPr>
-          <w:ilvl w:val="0"/>
-          <w:numId w:val="1002"/>
-        </w:numPr>
-      </w:pPr>
-      <w:r>
-        <w:t xml:space="preserve">Build-heap time bottom-up? →</w:t>
-      </w:r>
-      <w:r>
-        <w:t xml:space="preserve"> </w:t>
-      </w:r>
-      <w:r>
-        <w:rPr>
-          <w:b/>
-          <w:bCs/>
-        </w:rPr>
-        <w:t xml:space="preserve">O(n)</w:t>
-      </w:r>
-      <w:r>
-        <w:t xml:space="preserve">.</w:t>
-      </w:r>
-    </w:p>
-    <w:p>
-      <w:pPr>
-        <w:pStyle w:val="Compact"/>
-        <w:numPr>
-          <w:ilvl w:val="0"/>
-          <w:numId w:val="1002"/>
-        </w:numPr>
-      </w:pPr>
-      <w:r>
-        <w:t xml:space="preserve">Insert-one-by-one heap build? →</w:t>
-      </w:r>
-      <w:r>
-        <w:t xml:space="preserve"> </w:t>
-      </w:r>
-      <w:r>
-        <w:rPr>
-          <w:b/>
-          <w:bCs/>
-        </w:rPr>
-        <w:t xml:space="preserve">O(n log n)</w:t>
-      </w:r>
-      <w:r>
-        <w:t xml:space="preserve">.</w:t>
-      </w:r>
-    </w:p>
-    <w:p>
-      <w:pPr>
-        <w:pStyle w:val="Compact"/>
-        <w:numPr>
-          <w:ilvl w:val="0"/>
-          <w:numId w:val="1002"/>
-        </w:numPr>
-      </w:pPr>
-      <w:r>
-        <w:t xml:space="preserve">Why is bottom-up cheaper? → most nodes are</w:t>
-      </w:r>
-      <w:r>
-        <w:t xml:space="preserve"> </w:t>
-      </w:r>
-      <w:r>
-        <w:rPr>
-          <w:b/>
-          <w:bCs/>
-        </w:rPr>
-        <w:t xml:space="preserve">leaves</w:t>
-      </w:r>
-      <w:r>
-        <w:t xml:space="preserve"> </w:t>
-      </w:r>
-      <w:r>
-        <w:t xml:space="preserve">(≈0 work).</w:t>
-      </w:r>
-    </w:p>
-    <w:p>
-      <w:r>
-        <w:pict>
-          <v:rect style="width:0;height:1.5pt" o:hralign="center" o:hrstd="t" o:hr="t"/>
-        </w:pict>
-      </w:r>
-    </w:p>
-    <w:bookmarkEnd w:id="14"/>
-    <w:bookmarkEnd w:id="15"/>
-    <w:bookmarkStart w:id="22" w:name="heapsort"/>
-    <w:p>
-      <w:pPr>
-        <w:pStyle w:val="Heading2"/>
-      </w:pPr>
-      <w:r>
-        <w:t xml:space="preserve">9.2 Heapsort</w:t>
-      </w:r>
-    </w:p>
-    <w:bookmarkStart w:id="19" w:name="the-idea"/>
-    <w:p>
-      <w:pPr>
-        <w:pStyle w:val="Heading3"/>
-      </w:pPr>
-      <w:r>
-        <w:t xml:space="preserve">The idea</w:t>
-      </w:r>
-    </w:p>
-    <w:p>
-      <w:pPr>
-        <w:pStyle w:val="FirstParagraph"/>
-      </w:pPr>
-      <w:r>
-        <w:t xml:space="preserve">Sort by using a heap:</w:t>
-      </w:r>
-      <w:r>
-        <w:t xml:space="preserve"> </w:t>
-      </w:r>
-      <w:r>
-        <w:rPr>
-          <w:b/>
-          <w:bCs/>
-        </w:rPr>
-        <w:t xml:space="preserve">build a max-heap</w:t>
-      </w:r>
-      <w:r>
-        <w:t xml:space="preserve">, then repeatedly</w:t>
-      </w:r>
-      <w:r>
-        <w:t xml:space="preserve"> </w:t>
-      </w:r>
-      <w:r>
-        <w:rPr>
-          <w:b/>
-          <w:bCs/>
-        </w:rPr>
-        <w:t xml:space="preserve">swap the root</w:t>
-      </w:r>
-      <w:r>
-        <w:rPr>
-          <w:b/>
-          <w:bCs/>
-        </w:rPr>
-        <w:t xml:space="preserve"> </w:t>
-      </w:r>
-      <w:r>
-        <w:rPr>
-          <w:b/>
-          <w:bCs/>
-        </w:rPr>
-        <w:t xml:space="preserve">(largest) with the last element</w:t>
-      </w:r>
-      <w:r>
-        <w:t xml:space="preserve">, shrink the heap by one, and</w:t>
-      </w:r>
-      <w:r>
-        <w:t xml:space="preserve"> </w:t>
-      </w:r>
-      <w:r>
-        <w:rPr>
-          <w:b/>
-          <w:bCs/>
-        </w:rPr>
-        <w:t xml:space="preserve">sift down</w:t>
-      </w:r>
-      <w:r>
-        <w:t xml:space="preserve"> </w:t>
-      </w:r>
-      <w:r>
-        <w:t xml:space="preserve">the</w:t>
-      </w:r>
-      <w:r>
-        <w:t xml:space="preserve"> </w:t>
-      </w:r>
-      <w:r>
-        <w:t xml:space="preserve">new root. After n steps the array is sorted —</w:t>
-      </w:r>
-      <w:r>
-        <w:t xml:space="preserve"> </w:t>
-      </w:r>
-      <w:r>
-        <w:rPr>
-          <w:b/>
-          <w:bCs/>
-        </w:rPr>
-        <w:t xml:space="preserve">in place</w:t>
-      </w:r>
-      <w:r>
-        <w:t xml:space="preserve">.</w:t>
-      </w:r>
-    </w:p>
-    <w:p>
-      <w:pPr>
-        <w:pStyle w:val="CaptionedFigure"/>
-      </w:pPr>
-      <w:r>
-        <w:drawing>
-          <wp:inline>
-            <wp:extent cx="5334000" cy="2552536"/>
-            <wp:effectExtent b="0" l="0" r="0" t="0"/>
-            <wp:docPr descr="Heapsort: build a max-heap, then repeatedly move the max to the end and sift down." title="" id="17" name="Picture"/>
-            <a:graphic>
-              <a:graphicData uri="http://schemas.openxmlformats.org/drawingml/2006/picture">
-                <pic:pic>
-                  <pic:nvPicPr>
-                    <pic:cNvPr descr="images/72_heapsort.png" id="18" name="Picture"/>
-                    <pic:cNvPicPr>
-                      <a:picLocks noChangeArrowheads="1" noChangeAspect="1"/>
-                    </pic:cNvPicPr>
-                  </pic:nvPicPr>
-                  <pic:blipFill>
-                    <a:blip r:embed="rId16"/>
-                    <a:stretch>
-                      <a:fillRect/>
-                    </a:stretch>
-                  </pic:blipFill>
-                  <pic:spPr bwMode="auto">
-                    <a:xfrm>
-                      <a:off x="0" y="0"/>
-                      <a:ext cx="5334000" cy="2552536"/>
-                    </a:xfrm>
-                    <a:prstGeom prst="rect">
-                      <a:avLst/>
-                    </a:prstGeom>
-                    <a:noFill/>
-                    <a:ln w="9525">
-                      <a:noFill/>
-                      <a:headEnd/>
-                      <a:tailEnd/>
-                    </a:ln>
-                  </pic:spPr>
-                </pic:pic>
-              </a:graphicData>
-            </a:graphic>
-          </wp:inline>
-        </w:drawing>
-      </w:r>
-    </w:p>
-    <w:p>
-      <w:pPr>
-        <w:pStyle w:val="ImageCaption"/>
-      </w:pPr>
-      <w:r>
-        <w:t xml:space="preserve">Heapsort: build a max-heap, then repeatedly move the max to the end and sift down.</w:t>
-      </w:r>
-    </w:p>
-    <w:p>
-      <w:pPr>
-        <w:pStyle w:val="SourceCode"/>
-      </w:pPr>
-      <w:r>
-        <w:rPr>
-          <w:rStyle w:val="VerbatimChar"/>
-        </w:rPr>
-        <w:t xml:space="preserve"># Heapsort                                   Time O(n log n), Space O(1)</w:t>
-      </w:r>
-      <w:r>
-        <w:br/>
-      </w:r>
-      <w:r>
-        <w:rPr>
-          <w:rStyle w:val="VerbatimChar"/>
-        </w:rPr>
-        <w:t xml:space="preserve">build_max_heap(a)                  # O(n)</w:t>
-      </w:r>
-      <w:r>
-        <w:br/>
-      </w:r>
-      <w:r>
-        <w:rPr>
-          <w:rStyle w:val="VerbatimChar"/>
-        </w:rPr>
-        <w:t xml:space="preserve">for end = n-1 downto 1:</w:t>
-      </w:r>
-      <w:r>
-        <w:br/>
-      </w:r>
-      <w:r>
-        <w:rPr>
-          <w:rStyle w:val="VerbatimChar"/>
-        </w:rPr>
-        <w:t xml:space="preserve">    swap(a[0], a[end])             # largest goes to its final spot</w:t>
-      </w:r>
-      <w:r>
-        <w:br/>
-      </w:r>
-      <w:r>
-        <w:rPr>
-          <w:rStyle w:val="VerbatimChar"/>
-        </w:rPr>
-        <w:t xml:space="preserve">    sift_down(a, 0, end)           # restore heap on a[0..end-1]</w:t>
-      </w:r>
-    </w:p>
-    <w:bookmarkEnd w:id="19"/>
-    <w:bookmarkStart w:id="20" w:name="X92f6b65169060e3bc8c86c9bc811bf99ea1df4a"/>
-    <w:p>
-      <w:pPr>
-        <w:pStyle w:val="Heading3"/>
-      </w:pPr>
-      <w:r>
-        <w:t xml:space="preserve">Heapsort vs other sorts (interview comparison)</w:t>
+        <w:t xml:space="preserve">The two conventions (mix them up and every answer is wrong)</w:t>
       </w:r>
     </w:p>
     <w:tbl>
@@ -1089,7 +488,16 @@
               <w:pStyle w:val="Compact"/>
             </w:pPr>
             <w:r>
-              <w:t xml:space="preserve">Heapsort</w:t>
+              <w:t xml:space="preserve">Parent of</w:t>
+            </w:r>
+            <w:r>
+              <w:t xml:space="preserve"> </w:t>
+            </w:r>
+            <w:r>
+              <w:rPr>
+                <w:rStyle w:val="VerbatimChar"/>
+              </w:rPr>
+              <w:t xml:space="preserve">i</w:t>
             </w:r>
           </w:p>
         </w:tc>
@@ -1100,7 +508,7 @@
               <w:pStyle w:val="Compact"/>
             </w:pPr>
             <w:r>
-              <w:t xml:space="preserve">Quicksort</w:t>
+              <w:t xml:space="preserve">Left child</w:t>
             </w:r>
           </w:p>
         </w:tc>
@@ -1111,7 +519,7 @@
               <w:pStyle w:val="Compact"/>
             </w:pPr>
             <w:r>
-              <w:t xml:space="preserve">Merge sort</w:t>
+              <w:t xml:space="preserve">Right child</w:t>
             </w:r>
           </w:p>
         </w:tc>
@@ -1124,7 +532,17 @@
               <w:pStyle w:val="Compact"/>
             </w:pPr>
             <w:r>
-              <w:t xml:space="preserve">Worst case</w:t>
+              <w:rPr>
+                <w:b/>
+                <w:bCs/>
+              </w:rPr>
+              <w:t xml:space="preserve">0-indexed</w:t>
+            </w:r>
+            <w:r>
+              <w:t xml:space="preserve"> </w:t>
+            </w:r>
+            <w:r>
+              <w:t xml:space="preserve">(C/C++/Java arrays)</w:t>
             </w:r>
           </w:p>
         </w:tc>
@@ -1136,10 +554,9 @@
             </w:pPr>
             <w:r>
               <w:rPr>
-                <w:b/>
-                <w:bCs/>
+                <w:rStyle w:val="VerbatimChar"/>
               </w:rPr>
-              <w:t xml:space="preserve">O(n log n)</w:t>
+              <w:t xml:space="preserve">(i-1)/2</w:t>
             </w:r>
           </w:p>
         </w:tc>
@@ -1150,7 +567,10 @@
               <w:pStyle w:val="Compact"/>
             </w:pPr>
             <w:r>
-              <w:t xml:space="preserve">O(n²)</w:t>
+              <w:rPr>
+                <w:rStyle w:val="VerbatimChar"/>
+              </w:rPr>
+              <w:t xml:space="preserve">2i+1</w:t>
             </w:r>
           </w:p>
         </w:tc>
@@ -1161,7 +581,10 @@
               <w:pStyle w:val="Compact"/>
             </w:pPr>
             <w:r>
-              <w:t xml:space="preserve">O(n log n)</w:t>
+              <w:rPr>
+                <w:rStyle w:val="VerbatimChar"/>
+              </w:rPr>
+              <w:t xml:space="preserve">2i+2</w:t>
             </w:r>
           </w:p>
         </w:tc>
@@ -1174,7 +597,17 @@
               <w:pStyle w:val="Compact"/>
             </w:pPr>
             <w:r>
-              <w:t xml:space="preserve">Space</w:t>
+              <w:rPr>
+                <w:b/>
+                <w:bCs/>
+              </w:rPr>
+              <w:t xml:space="preserve">1-indexed</w:t>
+            </w:r>
+            <w:r>
+              <w:t xml:space="preserve"> </w:t>
+            </w:r>
+            <w:r>
+              <w:t xml:space="preserve">(GATE/textbook, CLRS)</w:t>
             </w:r>
           </w:p>
         </w:tc>
@@ -1186,16 +619,9 @@
             </w:pPr>
             <w:r>
               <w:rPr>
-                <w:b/>
-                <w:bCs/>
+                <w:rStyle w:val="VerbatimChar"/>
               </w:rPr>
-              <w:t xml:space="preserve">O(1)</w:t>
-            </w:r>
-            <w:r>
-              <w:t xml:space="preserve"> </w:t>
-            </w:r>
-            <w:r>
-              <w:t xml:space="preserve">in place</w:t>
+              <w:t xml:space="preserve">i/2</w:t>
             </w:r>
           </w:p>
         </w:tc>
@@ -1206,7 +632,10 @@
               <w:pStyle w:val="Compact"/>
             </w:pPr>
             <w:r>
-              <w:t xml:space="preserve">O(log n)</w:t>
+              <w:rPr>
+                <w:rStyle w:val="VerbatimChar"/>
+              </w:rPr>
+              <w:t xml:space="preserve">2i</w:t>
             </w:r>
           </w:p>
         </w:tc>
@@ -1217,7 +646,1762 @@
               <w:pStyle w:val="Compact"/>
             </w:pPr>
             <w:r>
-              <w:t xml:space="preserve">O(n)</w:t>
+              <w:rPr>
+                <w:rStyle w:val="VerbatimChar"/>
+              </w:rPr>
+              <w:t xml:space="preserve">2i+1</w:t>
+            </w:r>
+          </w:p>
+        </w:tc>
+      </w:tr>
+    </w:tbl>
+    <w:p>
+      <w:pPr>
+        <w:pStyle w:val="BlockText"/>
+      </w:pPr>
+      <w:r>
+        <w:rPr>
+          <w:b/>
+          <w:bCs/>
+        </w:rPr>
+        <w:t xml:space="preserve">Memory hook:</w:t>
+      </w:r>
+      <w:r>
+        <w:t xml:space="preserve"> </w:t>
+      </w:r>
+      <w:r>
+        <w:t xml:space="preserve">0-indexed → children are the</w:t>
+      </w:r>
+      <w:r>
+        <w:t xml:space="preserve"> </w:t>
+      </w:r>
+      <w:r>
+        <w:rPr>
+          <w:b/>
+          <w:bCs/>
+        </w:rPr>
+        <w:t xml:space="preserve">odd/even neighbours</w:t>
+      </w:r>
+      <w:r>
+        <w:t xml:space="preserve"> </w:t>
+      </w:r>
+      <w:r>
+        <w:rPr>
+          <w:rStyle w:val="VerbatimChar"/>
+        </w:rPr>
+        <w:t xml:space="preserve">2i+1, 2i+2</w:t>
+      </w:r>
+      <w:r>
+        <w:t xml:space="preserve">. 1-indexed → children</w:t>
+      </w:r>
+      <w:r>
+        <w:t xml:space="preserve"> </w:t>
+      </w:r>
+      <w:r>
+        <w:rPr>
+          <w:b/>
+          <w:bCs/>
+        </w:rPr>
+        <w:t xml:space="preserve">double</w:t>
+      </w:r>
+      <w:r>
+        <w:t xml:space="preserve"> </w:t>
+      </w:r>
+      <w:r>
+        <w:t xml:space="preserve">the index</w:t>
+      </w:r>
+      <w:r>
+        <w:t xml:space="preserve"> </w:t>
+      </w:r>
+      <w:r>
+        <w:rPr>
+          <w:rStyle w:val="VerbatimChar"/>
+        </w:rPr>
+        <w:t xml:space="preserve">2i, 2i+1</w:t>
+      </w:r>
+      <w:r>
+        <w:t xml:space="preserve">. Always check which</w:t>
+      </w:r>
+      <w:r>
+        <w:t xml:space="preserve"> </w:t>
+      </w:r>
+      <w:r>
+        <w:t xml:space="preserve">convention the question uses</w:t>
+      </w:r>
+      <w:r>
+        <w:t xml:space="preserve"> </w:t>
+      </w:r>
+      <w:r>
+        <w:rPr>
+          <w:b/>
+          <w:bCs/>
+        </w:rPr>
+        <w:t xml:space="preserve">before</w:t>
+      </w:r>
+      <w:r>
+        <w:t xml:space="preserve"> </w:t>
+      </w:r>
+      <w:r>
+        <w:t xml:space="preserve">computing.</w:t>
+      </w:r>
+    </w:p>
+    <w:bookmarkEnd w:id="12"/>
+    <w:bookmarkStart w:id="13" w:name="worked-example-0-indexed-array-above"/>
+    <w:p>
+      <w:pPr>
+        <w:pStyle w:val="Heading3"/>
+      </w:pPr>
+      <w:r>
+        <w:t xml:space="preserve">Worked example (0-indexed array above)</w:t>
+      </w:r>
+    </w:p>
+    <w:p>
+      <w:pPr>
+        <w:pStyle w:val="Compact"/>
+        <w:numPr>
+          <w:ilvl w:val="0"/>
+          <w:numId w:val="1001"/>
+        </w:numPr>
+      </w:pPr>
+      <w:r>
+        <w:t xml:space="preserve">Element</w:t>
+      </w:r>
+      <w:r>
+        <w:t xml:space="preserve"> </w:t>
+      </w:r>
+      <w:r>
+        <w:rPr>
+          <w:rStyle w:val="VerbatimChar"/>
+        </w:rPr>
+        <w:t xml:space="preserve">65</w:t>
+      </w:r>
+      <w:r>
+        <w:t xml:space="preserve"> </w:t>
+      </w:r>
+      <w:r>
+        <w:t xml:space="preserve">is at index</w:t>
+      </w:r>
+      <w:r>
+        <w:t xml:space="preserve"> </w:t>
+      </w:r>
+      <w:r>
+        <w:rPr>
+          <w:b/>
+          <w:bCs/>
+        </w:rPr>
+        <w:t xml:space="preserve">5</w:t>
+      </w:r>
+      <w:r>
+        <w:t xml:space="preserve"> </w:t>
+      </w:r>
+      <w:r>
+        <w:t xml:space="preserve">→ parent</w:t>
+      </w:r>
+      <w:r>
+        <w:t xml:space="preserve"> </w:t>
+      </w:r>
+      <w:r>
+        <w:rPr>
+          <w:rStyle w:val="VerbatimChar"/>
+        </w:rPr>
+        <w:t xml:space="preserve">= (5-1)/2 = 2</w:t>
+      </w:r>
+      <w:r>
+        <w:t xml:space="preserve"> </w:t>
+      </w:r>
+      <w:r>
+        <w:t xml:space="preserve">→ value</w:t>
+      </w:r>
+      <w:r>
+        <w:t xml:space="preserve"> </w:t>
+      </w:r>
+      <w:r>
+        <w:rPr>
+          <w:rStyle w:val="VerbatimChar"/>
+        </w:rPr>
+        <w:t xml:space="preserve">70</w:t>
+      </w:r>
+      <w:r>
+        <w:t xml:space="preserve">. ✓</w:t>
+      </w:r>
+    </w:p>
+    <w:p>
+      <w:pPr>
+        <w:pStyle w:val="Compact"/>
+        <w:numPr>
+          <w:ilvl w:val="0"/>
+          <w:numId w:val="1001"/>
+        </w:numPr>
+      </w:pPr>
+      <w:r>
+        <w:t xml:space="preserve">Element</w:t>
+      </w:r>
+      <w:r>
+        <w:t xml:space="preserve"> </w:t>
+      </w:r>
+      <w:r>
+        <w:rPr>
+          <w:rStyle w:val="VerbatimChar"/>
+        </w:rPr>
+        <w:t xml:space="preserve">80</w:t>
+      </w:r>
+      <w:r>
+        <w:t xml:space="preserve"> </w:t>
+      </w:r>
+      <w:r>
+        <w:t xml:space="preserve">at index</w:t>
+      </w:r>
+      <w:r>
+        <w:t xml:space="preserve"> </w:t>
+      </w:r>
+      <w:r>
+        <w:rPr>
+          <w:b/>
+          <w:bCs/>
+        </w:rPr>
+        <w:t xml:space="preserve">1</w:t>
+      </w:r>
+      <w:r>
+        <w:t xml:space="preserve"> </w:t>
+      </w:r>
+      <w:r>
+        <w:t xml:space="preserve">→ children at</w:t>
+      </w:r>
+      <w:r>
+        <w:t xml:space="preserve"> </w:t>
+      </w:r>
+      <w:r>
+        <w:rPr>
+          <w:rStyle w:val="VerbatimChar"/>
+        </w:rPr>
+        <w:t xml:space="preserve">3, 4</w:t>
+      </w:r>
+      <w:r>
+        <w:t xml:space="preserve"> </w:t>
+      </w:r>
+      <w:r>
+        <w:t xml:space="preserve">→ values</w:t>
+      </w:r>
+      <w:r>
+        <w:t xml:space="preserve"> </w:t>
+      </w:r>
+      <w:r>
+        <w:rPr>
+          <w:rStyle w:val="VerbatimChar"/>
+        </w:rPr>
+        <w:t xml:space="preserve">50, 60</w:t>
+      </w:r>
+      <w:r>
+        <w:t xml:space="preserve">. ✓</w:t>
+      </w:r>
+    </w:p>
+    <w:p>
+      <w:pPr>
+        <w:pStyle w:val="Compact"/>
+        <w:numPr>
+          <w:ilvl w:val="0"/>
+          <w:numId w:val="1001"/>
+        </w:numPr>
+      </w:pPr>
+      <w:r>
+        <w:rPr>
+          <w:b/>
+          <w:bCs/>
+        </w:rPr>
+        <w:t xml:space="preserve">Last internal (non-leaf) node</w:t>
+      </w:r>
+      <w:r>
+        <w:t xml:space="preserve"> </w:t>
+      </w:r>
+      <w:r>
+        <w:t xml:space="preserve">of an</w:t>
+      </w:r>
+      <w:r>
+        <w:t xml:space="preserve"> </w:t>
+      </w:r>
+      <w:r>
+        <w:rPr>
+          <w:rStyle w:val="VerbatimChar"/>
+        </w:rPr>
+        <w:t xml:space="preserve">n</w:t>
+      </w:r>
+      <w:r>
+        <w:t xml:space="preserve">-element heap is at index</w:t>
+      </w:r>
+      <w:r>
+        <w:t xml:space="preserve"> </w:t>
+      </w:r>
+      <w:r>
+        <w:rPr>
+          <w:rStyle w:val="VerbatimChar"/>
+        </w:rPr>
+        <w:t xml:space="preserve">n/2 - 1</w:t>
+      </w:r>
+      <w:r>
+        <w:t xml:space="preserve"> </w:t>
+      </w:r>
+      <w:r>
+        <w:t xml:space="preserve">(0-indexed). For</w:t>
+      </w:r>
+      <w:r>
+        <w:t xml:space="preserve"> </w:t>
+      </w:r>
+      <w:r>
+        <w:rPr>
+          <w:rStyle w:val="VerbatimChar"/>
+        </w:rPr>
+        <w:t xml:space="preserve">n=7</w:t>
+      </w:r>
+      <w:r>
+        <w:t xml:space="preserve"> </w:t>
+      </w:r>
+      <w:r>
+        <w:t xml:space="preserve">that is index</w:t>
+      </w:r>
+      <w:r>
+        <w:t xml:space="preserve"> </w:t>
+      </w:r>
+      <w:r>
+        <w:rPr>
+          <w:rStyle w:val="VerbatimChar"/>
+        </w:rPr>
+        <w:t xml:space="preserve">2</w:t>
+      </w:r>
+      <w:r>
+        <w:t xml:space="preserve"> </w:t>
+      </w:r>
+      <w:r>
+        <w:t xml:space="preserve">— so</w:t>
+      </w:r>
+      <w:r>
+        <w:t xml:space="preserve"> </w:t>
+      </w:r>
+      <w:r>
+        <w:rPr>
+          <w:rStyle w:val="VerbatimChar"/>
+        </w:rPr>
+        <w:t xml:space="preserve">build_heap</w:t>
+      </w:r>
+      <w:r>
+        <w:t xml:space="preserve"> </w:t>
+      </w:r>
+      <w:r>
+        <w:t xml:space="preserve">sifts down</w:t>
+      </w:r>
+      <w:r>
+        <w:t xml:space="preserve"> </w:t>
+      </w:r>
+      <w:r>
+        <w:t xml:space="preserve">starting from index 2, then 1, then 0. Leaves (indices 3..6) need no work.</w:t>
+      </w:r>
+    </w:p>
+    <w:bookmarkEnd w:id="13"/>
+    <w:bookmarkStart w:id="14" w:name="mcqs"/>
+    <w:p>
+      <w:pPr>
+        <w:pStyle w:val="Heading3"/>
+      </w:pPr>
+      <w:r>
+        <w:t xml:space="preserve">MCQs</w:t>
+      </w:r>
+    </w:p>
+    <w:p>
+      <w:pPr>
+        <w:pStyle w:val="Compact"/>
+        <w:numPr>
+          <w:ilvl w:val="0"/>
+          <w:numId w:val="1002"/>
+        </w:numPr>
+      </w:pPr>
+      <w:r>
+        <w:t xml:space="preserve">0-indexed left child of node</w:t>
+      </w:r>
+      <w:r>
+        <w:t xml:space="preserve"> </w:t>
+      </w:r>
+      <w:r>
+        <w:rPr>
+          <w:rStyle w:val="VerbatimChar"/>
+        </w:rPr>
+        <w:t xml:space="preserve">i</w:t>
+      </w:r>
+      <w:r>
+        <w:t xml:space="preserve">? →</w:t>
+      </w:r>
+      <w:r>
+        <w:t xml:space="preserve"> </w:t>
+      </w:r>
+      <w:r>
+        <w:rPr>
+          <w:b/>
+          <w:bCs/>
+        </w:rPr>
+        <w:t xml:space="preserve">2i+1</w:t>
+      </w:r>
+      <w:r>
+        <w:t xml:space="preserve">.</w:t>
+      </w:r>
+    </w:p>
+    <w:p>
+      <w:pPr>
+        <w:pStyle w:val="Compact"/>
+        <w:numPr>
+          <w:ilvl w:val="0"/>
+          <w:numId w:val="1002"/>
+        </w:numPr>
+      </w:pPr>
+      <w:r>
+        <w:t xml:space="preserve">1-indexed parent of node</w:t>
+      </w:r>
+      <w:r>
+        <w:t xml:space="preserve"> </w:t>
+      </w:r>
+      <w:r>
+        <w:rPr>
+          <w:rStyle w:val="VerbatimChar"/>
+        </w:rPr>
+        <w:t xml:space="preserve">i</w:t>
+      </w:r>
+      <w:r>
+        <w:t xml:space="preserve">? →</w:t>
+      </w:r>
+      <w:r>
+        <w:t xml:space="preserve"> </w:t>
+      </w:r>
+      <w:r>
+        <w:rPr>
+          <w:b/>
+          <w:bCs/>
+        </w:rPr>
+        <w:t xml:space="preserve">i/2</w:t>
+      </w:r>
+      <w:r>
+        <w:t xml:space="preserve"> </w:t>
+      </w:r>
+      <w:r>
+        <w:t xml:space="preserve">(floor).</w:t>
+      </w:r>
+    </w:p>
+    <w:p>
+      <w:pPr>
+        <w:pStyle w:val="Compact"/>
+        <w:numPr>
+          <w:ilvl w:val="0"/>
+          <w:numId w:val="1002"/>
+        </w:numPr>
+      </w:pPr>
+      <w:r>
+        <w:t xml:space="preserve">Index of the last non-leaf node (0-indexed, size n)? →</w:t>
+      </w:r>
+      <w:r>
+        <w:t xml:space="preserve"> </w:t>
+      </w:r>
+      <w:r>
+        <w:rPr>
+          <w:b/>
+          <w:bCs/>
+        </w:rPr>
+        <w:t xml:space="preserve">n/2 − 1</w:t>
+      </w:r>
+      <w:r>
+        <w:t xml:space="preserve">.</w:t>
+      </w:r>
+    </w:p>
+    <w:p>
+      <w:r>
+        <w:pict>
+          <v:rect style="width:0;height:1.5pt" o:hralign="center" o:hrstd="t" o:hr="t"/>
+        </w:pict>
+      </w:r>
+    </w:p>
+    <w:bookmarkEnd w:id="14"/>
+    <w:bookmarkEnd w:id="15"/>
+    <w:bookmarkStart w:id="24" w:name="Xd5eadfde6b77aa97992d6f36969800fe1aa345a"/>
+    <w:p>
+      <w:pPr>
+        <w:pStyle w:val="Heading2"/>
+      </w:pPr>
+      <w:r>
+        <w:t xml:space="preserve">9.1 Build-Heap in O(n) (the proof everyone gets wrong)</w:t>
+      </w:r>
+    </w:p>
+    <w:bookmarkStart w:id="19" w:name="the-claim"/>
+    <w:p>
+      <w:pPr>
+        <w:pStyle w:val="Heading3"/>
+      </w:pPr>
+      <w:r>
+        <w:t xml:space="preserve">The claim</w:t>
+      </w:r>
+    </w:p>
+    <w:p>
+      <w:pPr>
+        <w:pStyle w:val="FirstParagraph"/>
+      </w:pPr>
+      <w:r>
+        <w:t xml:space="preserve">Turning an unsorted array into a heap by</w:t>
+      </w:r>
+      <w:r>
+        <w:t xml:space="preserve"> </w:t>
+      </w:r>
+      <w:r>
+        <w:rPr>
+          <w:b/>
+          <w:bCs/>
+        </w:rPr>
+        <w:t xml:space="preserve">sifting down</w:t>
+      </w:r>
+      <w:r>
+        <w:t xml:space="preserve"> </w:t>
+      </w:r>
+      <w:r>
+        <w:t xml:space="preserve">from the last internal</w:t>
+      </w:r>
+      <w:r>
+        <w:t xml:space="preserve"> </w:t>
+      </w:r>
+      <w:r>
+        <w:t xml:space="preserve">node up to the root is</w:t>
+      </w:r>
+      <w:r>
+        <w:t xml:space="preserve"> </w:t>
+      </w:r>
+      <w:r>
+        <w:rPr>
+          <w:b/>
+          <w:bCs/>
+        </w:rPr>
+        <w:t xml:space="preserve">O(n)</w:t>
+      </w:r>
+      <w:r>
+        <w:t xml:space="preserve"> </w:t>
+      </w:r>
+      <w:r>
+        <w:t xml:space="preserve">—</w:t>
+      </w:r>
+      <w:r>
+        <w:t xml:space="preserve"> </w:t>
+      </w:r>
+      <w:r>
+        <w:rPr>
+          <w:i/>
+          <w:iCs/>
+        </w:rPr>
+        <w:t xml:space="preserve">not</w:t>
+      </w:r>
+      <w:r>
+        <w:t xml:space="preserve"> </w:t>
+      </w:r>
+      <w:r>
+        <w:t xml:space="preserve">O(n log n).</w:t>
+      </w:r>
+    </w:p>
+    <w:p>
+      <w:pPr>
+        <w:pStyle w:val="CaptionedFigure"/>
+      </w:pPr>
+      <w:r>
+        <w:drawing>
+          <wp:inline>
+            <wp:extent cx="5334000" cy="2786596"/>
+            <wp:effectExtent b="0" l="0" r="0" t="0"/>
+            <wp:docPr descr="Build-heap is O(n): most nodes are leaves (zero work); only the few top nodes sift far." title="" id="17" name="Picture"/>
+            <a:graphic>
+              <a:graphicData uri="http://schemas.openxmlformats.org/drawingml/2006/picture">
+                <pic:pic>
+                  <pic:nvPicPr>
+                    <pic:cNvPr descr="images/73_build_heap.png" id="18" name="Picture"/>
+                    <pic:cNvPicPr>
+                      <a:picLocks noChangeArrowheads="1" noChangeAspect="1"/>
+                    </pic:cNvPicPr>
+                  </pic:nvPicPr>
+                  <pic:blipFill>
+                    <a:blip r:embed="rId16"/>
+                    <a:stretch>
+                      <a:fillRect/>
+                    </a:stretch>
+                  </pic:blipFill>
+                  <pic:spPr bwMode="auto">
+                    <a:xfrm>
+                      <a:off x="0" y="0"/>
+                      <a:ext cx="5334000" cy="2786596"/>
+                    </a:xfrm>
+                    <a:prstGeom prst="rect">
+                      <a:avLst/>
+                    </a:prstGeom>
+                    <a:noFill/>
+                    <a:ln w="9525">
+                      <a:noFill/>
+                      <a:headEnd/>
+                      <a:tailEnd/>
+                    </a:ln>
+                  </pic:spPr>
+                </pic:pic>
+              </a:graphicData>
+            </a:graphic>
+          </wp:inline>
+        </w:drawing>
+      </w:r>
+    </w:p>
+    <w:p>
+      <w:pPr>
+        <w:pStyle w:val="ImageCaption"/>
+      </w:pPr>
+      <w:r>
+        <w:t xml:space="preserve">Build-heap is O(n): most nodes are leaves (zero work); only the few top nodes sift far.</w:t>
+      </w:r>
+    </w:p>
+    <w:bookmarkEnd w:id="19"/>
+    <w:bookmarkStart w:id="20" w:name="why-the-intuition-the-math"/>
+    <w:p>
+      <w:pPr>
+        <w:pStyle w:val="Heading3"/>
+      </w:pPr>
+      <w:r>
+        <w:t xml:space="preserve">Why (the intuition + the math)</w:t>
+      </w:r>
+    </w:p>
+    <w:p>
+      <w:pPr>
+        <w:pStyle w:val="FirstParagraph"/>
+      </w:pPr>
+      <w:r>
+        <w:t xml:space="preserve">If you instead</w:t>
+      </w:r>
+      <w:r>
+        <w:t xml:space="preserve"> </w:t>
+      </w:r>
+      <w:r>
+        <w:rPr>
+          <w:b/>
+          <w:bCs/>
+        </w:rPr>
+        <w:t xml:space="preserve">insert</w:t>
+      </w:r>
+      <w:r>
+        <w:t xml:space="preserve"> </w:t>
+      </w:r>
+      <w:r>
+        <w:t xml:space="preserve">n items one by one, each insert is O(log n) → O(n log n).</w:t>
+      </w:r>
+      <w:r>
+        <w:t xml:space="preserve"> </w:t>
+      </w:r>
+      <w:r>
+        <w:t xml:space="preserve">But</w:t>
+      </w:r>
+      <w:r>
+        <w:t xml:space="preserve"> </w:t>
+      </w:r>
+      <w:r>
+        <w:rPr>
+          <w:b/>
+          <w:bCs/>
+        </w:rPr>
+        <w:t xml:space="preserve">bottom-up build</w:t>
+      </w:r>
+      <w:r>
+        <w:t xml:space="preserve"> </w:t>
+      </w:r>
+      <w:r>
+        <w:t xml:space="preserve">is cheaper because</w:t>
+      </w:r>
+      <w:r>
+        <w:t xml:space="preserve"> </w:t>
+      </w:r>
+      <w:r>
+        <w:rPr>
+          <w:b/>
+          <w:bCs/>
+        </w:rPr>
+        <w:t xml:space="preserve">work depends on a node’s height, and</w:t>
+      </w:r>
+      <w:r>
+        <w:rPr>
+          <w:b/>
+          <w:bCs/>
+        </w:rPr>
+        <w:t xml:space="preserve"> </w:t>
+      </w:r>
+      <w:r>
+        <w:rPr>
+          <w:b/>
+          <w:bCs/>
+        </w:rPr>
+        <w:t xml:space="preserve">most nodes are near the bottom</w:t>
+      </w:r>
+      <w:r>
+        <w:t xml:space="preserve"> </w:t>
+      </w:r>
+      <w:r>
+        <w:t xml:space="preserve">(cheap):</w:t>
+      </w:r>
+    </w:p>
+    <w:p>
+      <w:pPr>
+        <w:pStyle w:val="Compact"/>
+        <w:numPr>
+          <w:ilvl w:val="0"/>
+          <w:numId w:val="1003"/>
+        </w:numPr>
+      </w:pPr>
+      <w:r>
+        <w:t xml:space="preserve">~n/2 nodes are leaves →</w:t>
+      </w:r>
+      <w:r>
+        <w:t xml:space="preserve"> </w:t>
+      </w:r>
+      <w:r>
+        <w:rPr>
+          <w:b/>
+          <w:bCs/>
+        </w:rPr>
+        <w:t xml:space="preserve">0</w:t>
+      </w:r>
+      <w:r>
+        <w:t xml:space="preserve"> </w:t>
+      </w:r>
+      <w:r>
+        <w:t xml:space="preserve">work each.</w:t>
+      </w:r>
+    </w:p>
+    <w:p>
+      <w:pPr>
+        <w:pStyle w:val="Compact"/>
+        <w:numPr>
+          <w:ilvl w:val="0"/>
+          <w:numId w:val="1003"/>
+        </w:numPr>
+      </w:pPr>
+      <w:r>
+        <w:t xml:space="preserve">~n/4 nodes sift down at most</w:t>
+      </w:r>
+      <w:r>
+        <w:t xml:space="preserve"> </w:t>
+      </w:r>
+      <w:r>
+        <w:rPr>
+          <w:b/>
+          <w:bCs/>
+        </w:rPr>
+        <w:t xml:space="preserve">1</w:t>
+      </w:r>
+      <w:r>
+        <w:t xml:space="preserve"> </w:t>
+      </w:r>
+      <w:r>
+        <w:t xml:space="preserve">level.</w:t>
+      </w:r>
+    </w:p>
+    <w:p>
+      <w:pPr>
+        <w:pStyle w:val="Compact"/>
+        <w:numPr>
+          <w:ilvl w:val="0"/>
+          <w:numId w:val="1003"/>
+        </w:numPr>
+      </w:pPr>
+      <w:r>
+        <w:t xml:space="preserve">~n/8 nodes sift down at most</w:t>
+      </w:r>
+      <w:r>
+        <w:t xml:space="preserve"> </w:t>
+      </w:r>
+      <w:r>
+        <w:rPr>
+          <w:b/>
+          <w:bCs/>
+        </w:rPr>
+        <w:t xml:space="preserve">2</w:t>
+      </w:r>
+      <w:r>
+        <w:t xml:space="preserve"> </w:t>
+      </w:r>
+      <w:r>
+        <w:t xml:space="preserve">levels, and so on.</w:t>
+      </w:r>
+    </w:p>
+    <w:p>
+      <w:pPr>
+        <w:pStyle w:val="FirstParagraph"/>
+      </w:pPr>
+      <w:r>
+        <w:t xml:space="preserve">Total work</w:t>
+      </w:r>
+      <w:r>
+        <w:t xml:space="preserve"> </w:t>
+      </w:r>
+      <w:r>
+        <w:rPr>
+          <w:rStyle w:val="VerbatimChar"/>
+        </w:rPr>
+        <w:t xml:space="preserve">= n·(1/2·0 + 1/4·1 + 1/8·2 + …) = n · Σ (k / 2^(k+1))</w:t>
+      </w:r>
+      <w:r>
+        <w:t xml:space="preserve">. That sum</w:t>
+      </w:r>
+      <w:r>
+        <w:t xml:space="preserve"> </w:t>
+      </w:r>
+      <w:r>
+        <w:t xml:space="preserve">converges to a</w:t>
+      </w:r>
+      <w:r>
+        <w:t xml:space="preserve"> </w:t>
+      </w:r>
+      <w:r>
+        <w:rPr>
+          <w:b/>
+          <w:bCs/>
+        </w:rPr>
+        <w:t xml:space="preserve">constant (≈1)</w:t>
+      </w:r>
+      <w:r>
+        <w:t xml:space="preserve">, so the total is</w:t>
+      </w:r>
+      <w:r>
+        <w:t xml:space="preserve"> </w:t>
+      </w:r>
+      <w:r>
+        <w:rPr>
+          <w:b/>
+          <w:bCs/>
+        </w:rPr>
+        <w:t xml:space="preserve">O(n)</w:t>
+      </w:r>
+      <w:r>
+        <w:t xml:space="preserve">. ∎</w:t>
+      </w:r>
+    </w:p>
+    <w:p>
+      <w:pPr>
+        <w:pStyle w:val="BlockText"/>
+      </w:pPr>
+      <w:r>
+        <w:rPr>
+          <w:b/>
+          <w:bCs/>
+        </w:rPr>
+        <w:t xml:space="preserve">Memory hook:</w:t>
+      </w:r>
+      <w:r>
+        <w:t xml:space="preserve"> </w:t>
+      </w:r>
+      <w:r>
+        <w:t xml:space="preserve">the expensive nodes (near the root) are</w:t>
+      </w:r>
+      <w:r>
+        <w:t xml:space="preserve"> </w:t>
+      </w:r>
+      <w:r>
+        <w:rPr>
+          <w:b/>
+          <w:bCs/>
+        </w:rPr>
+        <w:t xml:space="preserve">few</w:t>
+      </w:r>
+      <w:r>
+        <w:t xml:space="preserve">; the cheap</w:t>
+      </w:r>
+      <w:r>
+        <w:t xml:space="preserve"> </w:t>
+      </w:r>
+      <w:r>
+        <w:t xml:space="preserve">nodes (leaves) are</w:t>
+      </w:r>
+      <w:r>
+        <w:t xml:space="preserve"> </w:t>
+      </w:r>
+      <w:r>
+        <w:rPr>
+          <w:b/>
+          <w:bCs/>
+        </w:rPr>
+        <w:t xml:space="preserve">many</w:t>
+      </w:r>
+      <w:r>
+        <w:t xml:space="preserve">. The cheap ones dominate the count, so the average</w:t>
+      </w:r>
+      <w:r>
+        <w:t xml:space="preserve"> </w:t>
+      </w:r>
+      <w:r>
+        <w:t xml:space="preserve">is constant.</w:t>
+      </w:r>
+    </w:p>
+    <w:bookmarkEnd w:id="20"/>
+    <w:bookmarkStart w:id="21" w:name="the-algorithm-bottom-up-in-place"/>
+    <w:p>
+      <w:pPr>
+        <w:pStyle w:val="Heading3"/>
+      </w:pPr>
+      <w:r>
+        <w:t xml:space="preserve">The algorithm (bottom-up, in place)</w:t>
+      </w:r>
+    </w:p>
+    <w:p>
+      <w:pPr>
+        <w:pStyle w:val="SourceCode"/>
+      </w:pPr>
+      <w:r>
+        <w:rPr>
+          <w:rStyle w:val="VerbatimChar"/>
+        </w:rPr>
+        <w:t xml:space="preserve"># build_max_heap(a)                          Time O(n), Space O(1)</w:t>
+      </w:r>
+      <w:r>
+        <w:br/>
+      </w:r>
+      <w:r>
+        <w:rPr>
+          <w:rStyle w:val="VerbatimChar"/>
+        </w:rPr>
+        <w:t xml:space="preserve">for i = n/2 - 1 downto 0:        # every internal node, bottom → top</w:t>
+      </w:r>
+      <w:r>
+        <w:br/>
+      </w:r>
+      <w:r>
+        <w:rPr>
+          <w:rStyle w:val="VerbatimChar"/>
+        </w:rPr>
+        <w:t xml:space="preserve">    sift_down(a, i, n)</w:t>
+      </w:r>
+      <w:r>
+        <w:br/>
+      </w:r>
+      <w:r>
+        <w:br/>
+      </w:r>
+      <w:r>
+        <w:rPr>
+          <w:rStyle w:val="VerbatimChar"/>
+        </w:rPr>
+        <w:t xml:space="preserve">sift_down(a, i, n):              # push a[i] down until heap-order holds</w:t>
+      </w:r>
+      <w:r>
+        <w:br/>
+      </w:r>
+      <w:r>
+        <w:rPr>
+          <w:rStyle w:val="VerbatimChar"/>
+        </w:rPr>
+        <w:t xml:space="preserve">    while true:</w:t>
+      </w:r>
+      <w:r>
+        <w:br/>
+      </w:r>
+      <w:r>
+        <w:rPr>
+          <w:rStyle w:val="VerbatimChar"/>
+        </w:rPr>
+        <w:t xml:space="preserve">        l, r = 2i+1, 2i+2</w:t>
+      </w:r>
+      <w:r>
+        <w:br/>
+      </w:r>
+      <w:r>
+        <w:rPr>
+          <w:rStyle w:val="VerbatimChar"/>
+        </w:rPr>
+        <w:t xml:space="preserve">        big = i</w:t>
+      </w:r>
+      <w:r>
+        <w:br/>
+      </w:r>
+      <w:r>
+        <w:rPr>
+          <w:rStyle w:val="VerbatimChar"/>
+        </w:rPr>
+        <w:t xml:space="preserve">        if l &lt; n and a[l] &gt; a[big]: big = l</w:t>
+      </w:r>
+      <w:r>
+        <w:br/>
+      </w:r>
+      <w:r>
+        <w:rPr>
+          <w:rStyle w:val="VerbatimChar"/>
+        </w:rPr>
+        <w:t xml:space="preserve">        if r &lt; n and a[r] &gt; a[big]: big = r</w:t>
+      </w:r>
+      <w:r>
+        <w:br/>
+      </w:r>
+      <w:r>
+        <w:rPr>
+          <w:rStyle w:val="VerbatimChar"/>
+        </w:rPr>
+        <w:t xml:space="preserve">        if big == i: break</w:t>
+      </w:r>
+      <w:r>
+        <w:br/>
+      </w:r>
+      <w:r>
+        <w:rPr>
+          <w:rStyle w:val="VerbatimChar"/>
+        </w:rPr>
+        <w:t xml:space="preserve">        swap(a[i], a[big]); i = big</w:t>
+      </w:r>
+    </w:p>
+    <w:bookmarkEnd w:id="21"/>
+    <w:bookmarkStart w:id="22" w:name="X90783301d896ff2c7a0af2256e57b2064c53d8a"/>
+    <w:p>
+      <w:pPr>
+        <w:pStyle w:val="Heading3"/>
+      </w:pPr>
+      <w:r>
+        <w:t xml:space="preserve">Worked trace (build a max-heap from</w:t>
+      </w:r>
+      <w:r>
+        <w:t xml:space="preserve"> </w:t>
+      </w:r>
+      <w:r>
+        <w:rPr>
+          <w:rStyle w:val="VerbatimChar"/>
+        </w:rPr>
+        <w:t xml:space="preserve">[3, 9, 2, 1, 4, 5]</w:t>
+      </w:r>
+      <w:r>
+        <w:t xml:space="preserve">)</w:t>
+      </w:r>
+    </w:p>
+    <w:p>
+      <w:pPr>
+        <w:pStyle w:val="SourceCode"/>
+      </w:pPr>
+      <w:r>
+        <w:rPr>
+          <w:rStyle w:val="VerbatimChar"/>
+        </w:rPr>
+        <w:t xml:space="preserve">start:        [3, 9, 2, 1, 4, 5]     n=6, last internal = n/2-1 = 2</w:t>
+      </w:r>
+      <w:r>
+        <w:br/>
+      </w:r>
+      <w:r>
+        <w:rPr>
+          <w:rStyle w:val="VerbatimChar"/>
+        </w:rPr>
+        <w:t xml:space="preserve">i=2 (val 2):  children {5} &gt; 2  -&gt; swap  [3, 9, 5, 1, 4, 2]</w:t>
+      </w:r>
+      <w:r>
+        <w:br/>
+      </w:r>
+      <w:r>
+        <w:rPr>
+          <w:rStyle w:val="VerbatimChar"/>
+        </w:rPr>
+        <w:t xml:space="preserve">i=1 (val 9):  children {1,4}    -&gt; stays [3, 9, 5, 1, 4, 2]</w:t>
+      </w:r>
+      <w:r>
+        <w:br/>
+      </w:r>
+      <w:r>
+        <w:rPr>
+          <w:rStyle w:val="VerbatimChar"/>
+        </w:rPr>
+        <w:t xml:space="preserve">i=0 (val 3):  children {9,5}, 9 biggest -&gt; swap [9, 3, 5, 1, 4, 2]</w:t>
+      </w:r>
+      <w:r>
+        <w:br/>
+      </w:r>
+      <w:r>
+        <w:rPr>
+          <w:rStyle w:val="VerbatimChar"/>
+        </w:rPr>
+        <w:t xml:space="preserve">              now i=1 (val 3): children {1,4}, 4 bigger -&gt; swap</w:t>
+      </w:r>
+      <w:r>
+        <w:br/>
+      </w:r>
+      <w:r>
+        <w:rPr>
+          <w:rStyle w:val="VerbatimChar"/>
+        </w:rPr>
+        <w:t xml:space="preserve">              result -&gt; [9, 4, 5, 1, 3, 2]   ✔ max-heap</w:t>
+      </w:r>
+    </w:p>
+    <w:p>
+      <w:pPr>
+        <w:pStyle w:val="BlockText"/>
+      </w:pPr>
+      <w:r>
+        <w:rPr>
+          <w:b/>
+          <w:bCs/>
+        </w:rPr>
+        <w:t xml:space="preserve">GATE numbers:</w:t>
+      </w:r>
+      <w:r>
+        <w:t xml:space="preserve"> </w:t>
+      </w:r>
+      <w:r>
+        <w:t xml:space="preserve">build-heap does</w:t>
+      </w:r>
+      <w:r>
+        <w:t xml:space="preserve"> </w:t>
+      </w:r>
+      <w:r>
+        <w:rPr>
+          <w:b/>
+          <w:bCs/>
+        </w:rPr>
+        <w:t xml:space="preserve">at most</w:t>
+      </w:r>
+      <w:r>
+        <w:rPr>
+          <w:b/>
+          <w:bCs/>
+        </w:rPr>
+        <w:t xml:space="preserve"> </w:t>
+      </w:r>
+      <w:r>
+        <w:rPr>
+          <w:rStyle w:val="VerbatimChar"/>
+          <w:b/>
+          <w:bCs/>
+        </w:rPr>
+        <w:t xml:space="preserve">2n</w:t>
+      </w:r>
+      <w:r>
+        <w:rPr>
+          <w:b/>
+          <w:bCs/>
+        </w:rPr>
+        <w:t xml:space="preserve"> </w:t>
+      </w:r>
+      <w:r>
+        <w:rPr>
+          <w:b/>
+          <w:bCs/>
+        </w:rPr>
+        <w:t xml:space="preserve">swaps / comparisons</w:t>
+      </w:r>
+      <w:r>
+        <w:t xml:space="preserve"> </w:t>
+      </w:r>
+      <w:r>
+        <w:t xml:space="preserve">→ the</w:t>
+      </w:r>
+      <w:r>
+        <w:t xml:space="preserve"> </w:t>
+      </w:r>
+      <w:r>
+        <w:t xml:space="preserve">tight</w:t>
+      </w:r>
+      <w:r>
+        <w:t xml:space="preserve"> </w:t>
+      </w:r>
+      <w:r>
+        <w:rPr>
+          <w:rStyle w:val="VerbatimChar"/>
+        </w:rPr>
+        <w:t xml:space="preserve">O(n)</w:t>
+      </w:r>
+      <w:r>
+        <w:t xml:space="preserve">. Insert-based build can do</w:t>
+      </w:r>
+      <w:r>
+        <w:t xml:space="preserve"> </w:t>
+      </w:r>
+      <w:r>
+        <w:rPr>
+          <w:rStyle w:val="VerbatimChar"/>
+        </w:rPr>
+        <w:t xml:space="preserve">Θ(n log n)</w:t>
+      </w:r>
+      <w:r>
+        <w:t xml:space="preserve"> </w:t>
+      </w:r>
+      <w:r>
+        <w:t xml:space="preserve">in the worst case.</w:t>
+      </w:r>
+    </w:p>
+    <w:bookmarkEnd w:id="22"/>
+    <w:bookmarkStart w:id="23" w:name="mcqs-1"/>
+    <w:p>
+      <w:pPr>
+        <w:pStyle w:val="Heading3"/>
+      </w:pPr>
+      <w:r>
+        <w:t xml:space="preserve">MCQs</w:t>
+      </w:r>
+    </w:p>
+    <w:p>
+      <w:pPr>
+        <w:pStyle w:val="Compact"/>
+        <w:numPr>
+          <w:ilvl w:val="0"/>
+          <w:numId w:val="1004"/>
+        </w:numPr>
+      </w:pPr>
+      <w:r>
+        <w:t xml:space="preserve">Build-heap time bottom-up? →</w:t>
+      </w:r>
+      <w:r>
+        <w:t xml:space="preserve"> </w:t>
+      </w:r>
+      <w:r>
+        <w:rPr>
+          <w:b/>
+          <w:bCs/>
+        </w:rPr>
+        <w:t xml:space="preserve">O(n)</w:t>
+      </w:r>
+      <w:r>
+        <w:t xml:space="preserve">.</w:t>
+      </w:r>
+    </w:p>
+    <w:p>
+      <w:pPr>
+        <w:pStyle w:val="Compact"/>
+        <w:numPr>
+          <w:ilvl w:val="0"/>
+          <w:numId w:val="1004"/>
+        </w:numPr>
+      </w:pPr>
+      <w:r>
+        <w:t xml:space="preserve">Insert-one-by-one heap build? →</w:t>
+      </w:r>
+      <w:r>
+        <w:t xml:space="preserve"> </w:t>
+      </w:r>
+      <w:r>
+        <w:rPr>
+          <w:b/>
+          <w:bCs/>
+        </w:rPr>
+        <w:t xml:space="preserve">O(n log n)</w:t>
+      </w:r>
+      <w:r>
+        <w:t xml:space="preserve">.</w:t>
+      </w:r>
+    </w:p>
+    <w:p>
+      <w:pPr>
+        <w:pStyle w:val="Compact"/>
+        <w:numPr>
+          <w:ilvl w:val="0"/>
+          <w:numId w:val="1004"/>
+        </w:numPr>
+      </w:pPr>
+      <w:r>
+        <w:t xml:space="preserve">Why is bottom-up cheaper? → most nodes are</w:t>
+      </w:r>
+      <w:r>
+        <w:t xml:space="preserve"> </w:t>
+      </w:r>
+      <w:r>
+        <w:rPr>
+          <w:b/>
+          <w:bCs/>
+        </w:rPr>
+        <w:t xml:space="preserve">leaves</w:t>
+      </w:r>
+      <w:r>
+        <w:t xml:space="preserve"> </w:t>
+      </w:r>
+      <w:r>
+        <w:t xml:space="preserve">(≈0 work).</w:t>
+      </w:r>
+    </w:p>
+    <w:p>
+      <w:r>
+        <w:pict>
+          <v:rect style="width:0;height:1.5pt" o:hralign="center" o:hrstd="t" o:hr="t"/>
+        </w:pict>
+      </w:r>
+    </w:p>
+    <w:bookmarkEnd w:id="23"/>
+    <w:bookmarkEnd w:id="24"/>
+    <w:bookmarkStart w:id="32" w:name="heapsort"/>
+    <w:p>
+      <w:pPr>
+        <w:pStyle w:val="Heading2"/>
+      </w:pPr>
+      <w:r>
+        <w:t xml:space="preserve">9.2 Heapsort</w:t>
+      </w:r>
+    </w:p>
+    <w:bookmarkStart w:id="28" w:name="the-idea"/>
+    <w:p>
+      <w:pPr>
+        <w:pStyle w:val="Heading3"/>
+      </w:pPr>
+      <w:r>
+        <w:t xml:space="preserve">The idea</w:t>
+      </w:r>
+    </w:p>
+    <w:p>
+      <w:pPr>
+        <w:pStyle w:val="FirstParagraph"/>
+      </w:pPr>
+      <w:r>
+        <w:t xml:space="preserve">Sort by using a heap:</w:t>
+      </w:r>
+      <w:r>
+        <w:t xml:space="preserve"> </w:t>
+      </w:r>
+      <w:r>
+        <w:rPr>
+          <w:b/>
+          <w:bCs/>
+        </w:rPr>
+        <w:t xml:space="preserve">build a max-heap</w:t>
+      </w:r>
+      <w:r>
+        <w:t xml:space="preserve">, then repeatedly</w:t>
+      </w:r>
+      <w:r>
+        <w:t xml:space="preserve"> </w:t>
+      </w:r>
+      <w:r>
+        <w:rPr>
+          <w:b/>
+          <w:bCs/>
+        </w:rPr>
+        <w:t xml:space="preserve">swap the root</w:t>
+      </w:r>
+      <w:r>
+        <w:rPr>
+          <w:b/>
+          <w:bCs/>
+        </w:rPr>
+        <w:t xml:space="preserve"> </w:t>
+      </w:r>
+      <w:r>
+        <w:rPr>
+          <w:b/>
+          <w:bCs/>
+        </w:rPr>
+        <w:t xml:space="preserve">(largest) with the last element</w:t>
+      </w:r>
+      <w:r>
+        <w:t xml:space="preserve">, shrink the heap by one, and</w:t>
+      </w:r>
+      <w:r>
+        <w:t xml:space="preserve"> </w:t>
+      </w:r>
+      <w:r>
+        <w:rPr>
+          <w:b/>
+          <w:bCs/>
+        </w:rPr>
+        <w:t xml:space="preserve">sift down</w:t>
+      </w:r>
+      <w:r>
+        <w:t xml:space="preserve"> </w:t>
+      </w:r>
+      <w:r>
+        <w:t xml:space="preserve">the</w:t>
+      </w:r>
+      <w:r>
+        <w:t xml:space="preserve"> </w:t>
+      </w:r>
+      <w:r>
+        <w:t xml:space="preserve">new root. After n steps the array is sorted —</w:t>
+      </w:r>
+      <w:r>
+        <w:t xml:space="preserve"> </w:t>
+      </w:r>
+      <w:r>
+        <w:rPr>
+          <w:b/>
+          <w:bCs/>
+        </w:rPr>
+        <w:t xml:space="preserve">in place</w:t>
+      </w:r>
+      <w:r>
+        <w:t xml:space="preserve">.</w:t>
+      </w:r>
+    </w:p>
+    <w:p>
+      <w:pPr>
+        <w:pStyle w:val="CaptionedFigure"/>
+      </w:pPr>
+      <w:r>
+        <w:drawing>
+          <wp:inline>
+            <wp:extent cx="5334000" cy="2552536"/>
+            <wp:effectExtent b="0" l="0" r="0" t="0"/>
+            <wp:docPr descr="Heapsort: build a max-heap, then repeatedly move the max to the end and sift down." title="" id="26" name="Picture"/>
+            <a:graphic>
+              <a:graphicData uri="http://schemas.openxmlformats.org/drawingml/2006/picture">
+                <pic:pic>
+                  <pic:nvPicPr>
+                    <pic:cNvPr descr="images/72_heapsort.png" id="27" name="Picture"/>
+                    <pic:cNvPicPr>
+                      <a:picLocks noChangeArrowheads="1" noChangeAspect="1"/>
+                    </pic:cNvPicPr>
+                  </pic:nvPicPr>
+                  <pic:blipFill>
+                    <a:blip r:embed="rId25"/>
+                    <a:stretch>
+                      <a:fillRect/>
+                    </a:stretch>
+                  </pic:blipFill>
+                  <pic:spPr bwMode="auto">
+                    <a:xfrm>
+                      <a:off x="0" y="0"/>
+                      <a:ext cx="5334000" cy="2552536"/>
+                    </a:xfrm>
+                    <a:prstGeom prst="rect">
+                      <a:avLst/>
+                    </a:prstGeom>
+                    <a:noFill/>
+                    <a:ln w="9525">
+                      <a:noFill/>
+                      <a:headEnd/>
+                      <a:tailEnd/>
+                    </a:ln>
+                  </pic:spPr>
+                </pic:pic>
+              </a:graphicData>
+            </a:graphic>
+          </wp:inline>
+        </w:drawing>
+      </w:r>
+    </w:p>
+    <w:p>
+      <w:pPr>
+        <w:pStyle w:val="ImageCaption"/>
+      </w:pPr>
+      <w:r>
+        <w:t xml:space="preserve">Heapsort: build a max-heap, then repeatedly move the max to the end and sift down.</w:t>
+      </w:r>
+    </w:p>
+    <w:p>
+      <w:pPr>
+        <w:pStyle w:val="SourceCode"/>
+      </w:pPr>
+      <w:r>
+        <w:rPr>
+          <w:rStyle w:val="VerbatimChar"/>
+        </w:rPr>
+        <w:t xml:space="preserve"># Heapsort                                   Time O(n log n), Space O(1)</w:t>
+      </w:r>
+      <w:r>
+        <w:br/>
+      </w:r>
+      <w:r>
+        <w:rPr>
+          <w:rStyle w:val="VerbatimChar"/>
+        </w:rPr>
+        <w:t xml:space="preserve">build_max_heap(a)                  # O(n)</w:t>
+      </w:r>
+      <w:r>
+        <w:br/>
+      </w:r>
+      <w:r>
+        <w:rPr>
+          <w:rStyle w:val="VerbatimChar"/>
+        </w:rPr>
+        <w:t xml:space="preserve">for end = n-1 downto 1:</w:t>
+      </w:r>
+      <w:r>
+        <w:br/>
+      </w:r>
+      <w:r>
+        <w:rPr>
+          <w:rStyle w:val="VerbatimChar"/>
+        </w:rPr>
+        <w:t xml:space="preserve">    swap(a[0], a[end])             # largest goes to its final spot</w:t>
+      </w:r>
+      <w:r>
+        <w:br/>
+      </w:r>
+      <w:r>
+        <w:rPr>
+          <w:rStyle w:val="VerbatimChar"/>
+        </w:rPr>
+        <w:t xml:space="preserve">    sift_down(a, 0, end)           # restore heap on a[0..end-1]</w:t>
+      </w:r>
+    </w:p>
+    <w:bookmarkEnd w:id="28"/>
+    <w:bookmarkStart w:id="29" w:name="X2982e703178af7f30ab176b84774b83f61df83c"/>
+    <w:p>
+      <w:pPr>
+        <w:pStyle w:val="Heading3"/>
+      </w:pPr>
+      <w:r>
+        <w:t xml:space="preserve">Worked trace (sort</w:t>
+      </w:r>
+      <w:r>
+        <w:t xml:space="preserve"> </w:t>
+      </w:r>
+      <w:r>
+        <w:rPr>
+          <w:rStyle w:val="VerbatimChar"/>
+        </w:rPr>
+        <w:t xml:space="preserve">[9, 4, 5, 1, 3, 2]</w:t>
+      </w:r>
+      <w:r>
+        <w:t xml:space="preserve">, already a max-heap)</w:t>
+      </w:r>
+    </w:p>
+    <w:p>
+      <w:pPr>
+        <w:pStyle w:val="SourceCode"/>
+      </w:pPr>
+      <w:r>
+        <w:rPr>
+          <w:rStyle w:val="VerbatimChar"/>
+        </w:rPr>
+        <w:t xml:space="preserve">heap:  [9, 4, 5, 1, 3, 2]</w:t>
+      </w:r>
+      <w:r>
+        <w:br/>
+      </w:r>
+      <w:r>
+        <w:rPr>
+          <w:rStyle w:val="VerbatimChar"/>
+        </w:rPr>
+        <w:t xml:space="preserve">pass1: swap 9&lt;-&gt;2, shrink, sift  -&gt; [5, 4, 2, 1, 3 | 9]</w:t>
+      </w:r>
+      <w:r>
+        <w:br/>
+      </w:r>
+      <w:r>
+        <w:rPr>
+          <w:rStyle w:val="VerbatimChar"/>
+        </w:rPr>
+        <w:t xml:space="preserve">pass2: swap 5&lt;-&gt;3, shrink, sift  -&gt; [4, 3, 2, 1 | 5, 9]</w:t>
+      </w:r>
+      <w:r>
+        <w:br/>
+      </w:r>
+      <w:r>
+        <w:rPr>
+          <w:rStyle w:val="VerbatimChar"/>
+        </w:rPr>
+        <w:t xml:space="preserve">pass3: swap 4&lt;-&gt;1, shrink, sift  -&gt; [3, 1, 2 | 4, 5, 9]</w:t>
+      </w:r>
+      <w:r>
+        <w:br/>
+      </w:r>
+      <w:r>
+        <w:rPr>
+          <w:rStyle w:val="VerbatimChar"/>
+        </w:rPr>
+        <w:t xml:space="preserve">pass4: swap 3&lt;-&gt;2, shrink, sift  -&gt; [2, 1 | 3, 4, 5, 9]</w:t>
+      </w:r>
+      <w:r>
+        <w:br/>
+      </w:r>
+      <w:r>
+        <w:rPr>
+          <w:rStyle w:val="VerbatimChar"/>
+        </w:rPr>
+        <w:t xml:space="preserve">pass5: swap 2&lt;-&gt;1                 -&gt; [1 | 2, 3, 4, 5, 9]   ✔ sorted</w:t>
+      </w:r>
+    </w:p>
+    <w:p>
+      <w:pPr>
+        <w:pStyle w:val="FirstParagraph"/>
+      </w:pPr>
+      <w:r>
+        <w:t xml:space="preserve">The bar</w:t>
+      </w:r>
+      <w:r>
+        <w:t xml:space="preserve"> </w:t>
+      </w:r>
+      <w:r>
+        <w:rPr>
+          <w:rStyle w:val="VerbatimChar"/>
+        </w:rPr>
+        <w:t xml:space="preserve">|</w:t>
+      </w:r>
+      <w:r>
+        <w:t xml:space="preserve"> </w:t>
+      </w:r>
+      <w:r>
+        <w:t xml:space="preserve">marks the already-sorted tail growing from the right. Each pass fixes</w:t>
+      </w:r>
+      <w:r>
+        <w:t xml:space="preserve"> </w:t>
+      </w:r>
+      <w:r>
+        <w:t xml:space="preserve">one element, so</w:t>
+      </w:r>
+      <w:r>
+        <w:t xml:space="preserve"> </w:t>
+      </w:r>
+      <w:r>
+        <w:rPr>
+          <w:rStyle w:val="VerbatimChar"/>
+        </w:rPr>
+        <w:t xml:space="preserve">n-1</w:t>
+      </w:r>
+      <w:r>
+        <w:t xml:space="preserve"> </w:t>
+      </w:r>
+      <w:r>
+        <w:t xml:space="preserve">passes ×</w:t>
+      </w:r>
+      <w:r>
+        <w:t xml:space="preserve"> </w:t>
+      </w:r>
+      <w:r>
+        <w:rPr>
+          <w:rStyle w:val="VerbatimChar"/>
+        </w:rPr>
+        <w:t xml:space="preserve">O(log n)</w:t>
+      </w:r>
+      <w:r>
+        <w:t xml:space="preserve"> </w:t>
+      </w:r>
+      <w:r>
+        <w:t xml:space="preserve">sift =</w:t>
+      </w:r>
+      <w:r>
+        <w:t xml:space="preserve"> </w:t>
+      </w:r>
+      <w:r>
+        <w:rPr>
+          <w:b/>
+          <w:bCs/>
+        </w:rPr>
+        <w:t xml:space="preserve">O(n log n)</w:t>
+      </w:r>
+      <w:r>
+        <w:t xml:space="preserve">.</w:t>
+      </w:r>
+    </w:p>
+    <w:p>
+      <w:pPr>
+        <w:pStyle w:val="BlockText"/>
+      </w:pPr>
+      <w:r>
+        <w:rPr>
+          <w:b/>
+          <w:bCs/>
+        </w:rPr>
+        <w:t xml:space="preserve">GATE numbers:</w:t>
+      </w:r>
+      <w:r>
+        <w:t xml:space="preserve"> </w:t>
+      </w:r>
+      <w:r>
+        <w:t xml:space="preserve">heapsort uses about</w:t>
+      </w:r>
+      <w:r>
+        <w:t xml:space="preserve"> </w:t>
+      </w:r>
+      <w:r>
+        <w:rPr>
+          <w:rStyle w:val="VerbatimChar"/>
+          <w:b/>
+          <w:bCs/>
+        </w:rPr>
+        <w:t xml:space="preserve">2n·log₂n</w:t>
+      </w:r>
+      <w:r>
+        <w:rPr>
+          <w:b/>
+          <w:bCs/>
+        </w:rPr>
+        <w:t xml:space="preserve"> </w:t>
+      </w:r>
+      <w:r>
+        <w:rPr>
+          <w:b/>
+          <w:bCs/>
+        </w:rPr>
+        <w:t xml:space="preserve">comparisons</w:t>
+      </w:r>
+      <w:r>
+        <w:t xml:space="preserve"> </w:t>
+      </w:r>
+      <w:r>
+        <w:t xml:space="preserve">in the worst</w:t>
+      </w:r>
+      <w:r>
+        <w:t xml:space="preserve"> </w:t>
+      </w:r>
+      <w:r>
+        <w:t xml:space="preserve">case — asymptotically like merge sort, but</w:t>
+      </w:r>
+      <w:r>
+        <w:t xml:space="preserve"> </w:t>
+      </w:r>
+      <w:r>
+        <w:rPr>
+          <w:b/>
+          <w:bCs/>
+        </w:rPr>
+        <w:t xml:space="preserve">in place</w:t>
+      </w:r>
+      <w:r>
+        <w:t xml:space="preserve"> </w:t>
+      </w:r>
+      <w:r>
+        <w:t xml:space="preserve">(O(1) extra).</w:t>
+      </w:r>
+    </w:p>
+    <w:bookmarkEnd w:id="29"/>
+    <w:bookmarkStart w:id="30" w:name="X92f6b65169060e3bc8c86c9bc811bf99ea1df4a"/>
+    <w:p>
+      <w:pPr>
+        <w:pStyle w:val="Heading3"/>
+      </w:pPr>
+      <w:r>
+        <w:t xml:space="preserve">Heapsort vs other sorts (interview comparison)</w:t>
+      </w:r>
+    </w:p>
+    <w:tbl>
+      <w:tblPr>
+        <w:tblStyle w:val="Table"/>
+        <w:tblW w:type="auto" w:w="0"/>
+        <w:tblLook w:firstRow="1" w:lastRow="0" w:firstColumn="0" w:lastColumn="0" w:noHBand="0" w:noVBand="0" w:val="0020"/>
+      </w:tblPr>
+      <w:tblGrid>
+        <w:gridCol w:w="1980"/>
+        <w:gridCol w:w="1980"/>
+        <w:gridCol w:w="1980"/>
+        <w:gridCol w:w="1980"/>
+      </w:tblGrid>
+      <w:tr>
+        <w:trPr>
+          <w:tblHeader w:val="on"/>
+        </w:trPr>
+        <w:tc>
+          <w:tcPr/>
+          <w:p>
+            <w:pPr>
+              <w:pStyle w:val="Compact"/>
+            </w:pPr>
+          </w:p>
+        </w:tc>
+        <w:tc>
+          <w:tcPr/>
+          <w:p>
+            <w:pPr>
+              <w:pStyle w:val="Compact"/>
+            </w:pPr>
+            <w:r>
+              <w:t xml:space="preserve">Heapsort</w:t>
+            </w:r>
+          </w:p>
+        </w:tc>
+        <w:tc>
+          <w:tcPr/>
+          <w:p>
+            <w:pPr>
+              <w:pStyle w:val="Compact"/>
+            </w:pPr>
+            <w:r>
+              <w:t xml:space="preserve">Quicksort</w:t>
+            </w:r>
+          </w:p>
+        </w:tc>
+        <w:tc>
+          <w:tcPr/>
+          <w:p>
+            <w:pPr>
+              <w:pStyle w:val="Compact"/>
+            </w:pPr>
+            <w:r>
+              <w:t xml:space="preserve">Merge sort</w:t>
             </w:r>
           </w:p>
         </w:tc>
@@ -1230,7 +2414,7 @@
               <w:pStyle w:val="Compact"/>
             </w:pPr>
             <w:r>
-              <w:t xml:space="preserve">Stable?</w:t>
+              <w:t xml:space="preserve">Worst case</w:t>
             </w:r>
           </w:p>
         </w:tc>
@@ -1241,7 +2425,11 @@
               <w:pStyle w:val="Compact"/>
             </w:pPr>
             <w:r>
-              <w:t xml:space="preserve">No</w:t>
+              <w:rPr>
+                <w:b/>
+                <w:bCs/>
+              </w:rPr>
+              <w:t xml:space="preserve">O(n log n)</w:t>
             </w:r>
           </w:p>
         </w:tc>
@@ -1252,7 +2440,7 @@
               <w:pStyle w:val="Compact"/>
             </w:pPr>
             <w:r>
-              <w:t xml:space="preserve">No</w:t>
+              <w:t xml:space="preserve">O(n²)</w:t>
             </w:r>
           </w:p>
         </w:tc>
@@ -1263,7 +2451,7 @@
               <w:pStyle w:val="Compact"/>
             </w:pPr>
             <w:r>
-              <w:t xml:space="preserve">Yes</w:t>
+              <w:t xml:space="preserve">O(n log n)</w:t>
             </w:r>
           </w:p>
         </w:tc>
@@ -1276,7 +2464,7 @@
               <w:pStyle w:val="Compact"/>
             </w:pPr>
             <w:r>
-              <w:t xml:space="preserve">Cache</w:t>
+              <w:t xml:space="preserve">Space</w:t>
             </w:r>
           </w:p>
         </w:tc>
@@ -1287,7 +2475,17 @@
               <w:pStyle w:val="Compact"/>
             </w:pPr>
             <w:r>
-              <w:t xml:space="preserve">poor (jumps)</w:t>
+              <w:rPr>
+                <w:b/>
+                <w:bCs/>
+              </w:rPr>
+              <w:t xml:space="preserve">O(1)</w:t>
+            </w:r>
+            <w:r>
+              <w:t xml:space="preserve"> </w:t>
+            </w:r>
+            <w:r>
+              <w:t xml:space="preserve">in place</w:t>
             </w:r>
           </w:p>
         </w:tc>
@@ -1298,7 +2496,7 @@
               <w:pStyle w:val="Compact"/>
             </w:pPr>
             <w:r>
-              <w:t xml:space="preserve">great</w:t>
+              <w:t xml:space="preserve">O(log n)</w:t>
             </w:r>
           </w:p>
         </w:tc>
@@ -1309,332 +2507,104 @@
               <w:pStyle w:val="Compact"/>
             </w:pPr>
             <w:r>
+              <w:t xml:space="preserve">O(n)</w:t>
+            </w:r>
+          </w:p>
+        </w:tc>
+      </w:tr>
+      <w:tr>
+        <w:tc>
+          <w:tcPr/>
+          <w:p>
+            <w:pPr>
+              <w:pStyle w:val="Compact"/>
+            </w:pPr>
+            <w:r>
+              <w:t xml:space="preserve">Stable?</w:t>
+            </w:r>
+          </w:p>
+        </w:tc>
+        <w:tc>
+          <w:tcPr/>
+          <w:p>
+            <w:pPr>
+              <w:pStyle w:val="Compact"/>
+            </w:pPr>
+            <w:r>
+              <w:t xml:space="preserve">No</w:t>
+            </w:r>
+          </w:p>
+        </w:tc>
+        <w:tc>
+          <w:tcPr/>
+          <w:p>
+            <w:pPr>
+              <w:pStyle w:val="Compact"/>
+            </w:pPr>
+            <w:r>
+              <w:t xml:space="preserve">No</w:t>
+            </w:r>
+          </w:p>
+        </w:tc>
+        <w:tc>
+          <w:tcPr/>
+          <w:p>
+            <w:pPr>
+              <w:pStyle w:val="Compact"/>
+            </w:pPr>
+            <w:r>
+              <w:t xml:space="preserve">Yes</w:t>
+            </w:r>
+          </w:p>
+        </w:tc>
+      </w:tr>
+      <w:tr>
+        <w:tc>
+          <w:tcPr/>
+          <w:p>
+            <w:pPr>
+              <w:pStyle w:val="Compact"/>
+            </w:pPr>
+            <w:r>
+              <w:t xml:space="preserve">Cache</w:t>
+            </w:r>
+          </w:p>
+        </w:tc>
+        <w:tc>
+          <w:tcPr/>
+          <w:p>
+            <w:pPr>
+              <w:pStyle w:val="Compact"/>
+            </w:pPr>
+            <w:r>
+              <w:t xml:space="preserve">poor (jumps)</w:t>
+            </w:r>
+          </w:p>
+        </w:tc>
+        <w:tc>
+          <w:tcPr/>
+          <w:p>
+            <w:pPr>
+              <w:pStyle w:val="Compact"/>
+            </w:pPr>
+            <w:r>
+              <w:t xml:space="preserve">great</w:t>
+            </w:r>
+          </w:p>
+        </w:tc>
+        <w:tc>
+          <w:tcPr/>
+          <w:p>
+            <w:pPr>
+              <w:pStyle w:val="Compact"/>
+            </w:pPr>
+            <w:r>
               <w:t xml:space="preserve">good</w:t>
             </w:r>
           </w:p>
         </w:tc>
       </w:tr>
     </w:tbl>
-    <w:p>
-      <w:pPr>
-        <w:pStyle w:val="Compact"/>
-        <w:numPr>
-          <w:ilvl w:val="0"/>
-          <w:numId w:val="1003"/>
-        </w:numPr>
-      </w:pPr>
-      <w:r>
-        <w:rPr>
-          <w:b/>
-          <w:bCs/>
-        </w:rPr>
-        <w:t xml:space="preserve">Use heapsort when</w:t>
-      </w:r>
-      <w:r>
-        <w:t xml:space="preserve"> </w:t>
-      </w:r>
-      <w:r>
-        <w:t xml:space="preserve">you need guaranteed O(n log n)</w:t>
-      </w:r>
-      <w:r>
-        <w:t xml:space="preserve"> </w:t>
-      </w:r>
-      <w:r>
-        <w:rPr>
-          <w:b/>
-          <w:bCs/>
-        </w:rPr>
-        <w:t xml:space="preserve">and</w:t>
-      </w:r>
-      <w:r>
-        <w:t xml:space="preserve"> </w:t>
-      </w:r>
-      <w:r>
-        <w:t xml:space="preserve">O(1) space.</w:t>
-      </w:r>
-      <w:r>
-        <w:t xml:space="preserve"> </w:t>
-      </w:r>
-      <w:r>
-        <w:t xml:space="preserve">Quicksort is usually faster in practice (cache), so it’s the common default.</w:t>
-      </w:r>
-    </w:p>
-    <w:bookmarkEnd w:id="20"/>
-    <w:bookmarkStart w:id="21" w:name="mcqs-1"/>
-    <w:p>
-      <w:pPr>
-        <w:pStyle w:val="Heading3"/>
-      </w:pPr>
-      <w:r>
-        <w:t xml:space="preserve">MCQs</w:t>
-      </w:r>
-    </w:p>
-    <w:p>
-      <w:pPr>
-        <w:pStyle w:val="Compact"/>
-        <w:numPr>
-          <w:ilvl w:val="0"/>
-          <w:numId w:val="1004"/>
-        </w:numPr>
-      </w:pPr>
-      <w:r>
-        <w:t xml:space="preserve">Heapsort time &amp; space? →</w:t>
-      </w:r>
-      <w:r>
-        <w:t xml:space="preserve"> </w:t>
-      </w:r>
-      <w:r>
-        <w:rPr>
-          <w:b/>
-          <w:bCs/>
-        </w:rPr>
-        <w:t xml:space="preserve">O(n log n) / O(1)</w:t>
-      </w:r>
-      <w:r>
-        <w:t xml:space="preserve">.</w:t>
-      </w:r>
-    </w:p>
-    <w:p>
-      <w:pPr>
-        <w:pStyle w:val="Compact"/>
-        <w:numPr>
-          <w:ilvl w:val="0"/>
-          <w:numId w:val="1004"/>
-        </w:numPr>
-      </w:pPr>
-      <w:r>
-        <w:t xml:space="preserve">Is heapsort stable? →</w:t>
-      </w:r>
-      <w:r>
-        <w:t xml:space="preserve"> </w:t>
-      </w:r>
-      <w:r>
-        <w:rPr>
-          <w:b/>
-          <w:bCs/>
-        </w:rPr>
-        <w:t xml:space="preserve">no</w:t>
-      </w:r>
-      <w:r>
-        <w:t xml:space="preserve">.</w:t>
-      </w:r>
-    </w:p>
-    <w:p>
-      <w:pPr>
-        <w:pStyle w:val="Compact"/>
-        <w:numPr>
-          <w:ilvl w:val="0"/>
-          <w:numId w:val="1004"/>
-        </w:numPr>
-      </w:pPr>
-      <w:r>
-        <w:t xml:space="preserve">Heapsort’s edge over quicksort? →</w:t>
-      </w:r>
-      <w:r>
-        <w:t xml:space="preserve"> </w:t>
-      </w:r>
-      <w:r>
-        <w:rPr>
-          <w:b/>
-          <w:bCs/>
-        </w:rPr>
-        <w:t xml:space="preserve">O(n log n) worst case</w:t>
-      </w:r>
-      <w:r>
-        <w:t xml:space="preserve"> </w:t>
-      </w:r>
-      <w:r>
-        <w:t xml:space="preserve">+ O(1) space.</w:t>
-      </w:r>
-    </w:p>
-    <w:p>
-      <w:r>
-        <w:pict>
-          <v:rect style="width:0;height:1.5pt" o:hralign="center" o:hrstd="t" o:hr="t"/>
-        </w:pict>
-      </w:r>
-    </w:p>
-    <w:bookmarkEnd w:id="21"/>
-    <w:bookmarkEnd w:id="22"/>
-    <w:bookmarkStart w:id="24" w:name="d-ary-heaps-a-practical-tweak"/>
-    <w:p>
-      <w:pPr>
-        <w:pStyle w:val="Heading2"/>
-      </w:pPr>
-      <w:r>
-        <w:t xml:space="preserve">9.3 d-ary Heaps (a practical tweak)</w:t>
-      </w:r>
-    </w:p>
-    <w:p>
-      <w:pPr>
-        <w:pStyle w:val="FirstParagraph"/>
-      </w:pPr>
-      <w:r>
-        <w:t xml:space="preserve">A</w:t>
-      </w:r>
-      <w:r>
-        <w:t xml:space="preserve"> </w:t>
-      </w:r>
-      <w:r>
-        <w:rPr>
-          <w:b/>
-          <w:bCs/>
-        </w:rPr>
-        <w:t xml:space="preserve">d-ary heap</w:t>
-      </w:r>
-      <w:r>
-        <w:t xml:space="preserve"> </w:t>
-      </w:r>
-      <w:r>
-        <w:t xml:space="preserve">gives each node</w:t>
-      </w:r>
-      <w:r>
-        <w:t xml:space="preserve"> </w:t>
-      </w:r>
-      <w:r>
-        <w:rPr>
-          <w:b/>
-          <w:bCs/>
-        </w:rPr>
-        <w:t xml:space="preserve">d children</w:t>
-      </w:r>
-      <w:r>
-        <w:t xml:space="preserve"> </w:t>
-      </w:r>
-      <w:r>
-        <w:t xml:space="preserve">instead of 2. This makes the tree</w:t>
-      </w:r>
-      <w:r>
-        <w:t xml:space="preserve"> </w:t>
-      </w:r>
-      <w:r>
-        <w:rPr>
-          <w:b/>
-          <w:bCs/>
-        </w:rPr>
-        <w:t xml:space="preserve">shallower</w:t>
-      </w:r>
-      <w:r>
-        <w:t xml:space="preserve"> </w:t>
-      </w:r>
-      <w:r>
-        <w:t xml:space="preserve">(height</w:t>
-      </w:r>
-      <w:r>
-        <w:t xml:space="preserve"> </w:t>
-      </w:r>
-      <w:r>
-        <w:rPr>
-          <w:rStyle w:val="VerbatimChar"/>
-        </w:rPr>
-        <w:t xml:space="preserve">log_d n</w:t>
-      </w:r>
-      <w:r>
-        <w:t xml:space="preserve">), so</w:t>
-      </w:r>
-      <w:r>
-        <w:t xml:space="preserve"> </w:t>
-      </w:r>
-      <w:r>
-        <w:rPr>
-          <w:b/>
-          <w:bCs/>
-        </w:rPr>
-        <w:t xml:space="preserve">decrease-key / insert</w:t>
-      </w:r>
-      <w:r>
-        <w:t xml:space="preserve"> </w:t>
-      </w:r>
-      <w:r>
-        <w:t xml:space="preserve">are faster, but</w:t>
-      </w:r>
-      <w:r>
-        <w:t xml:space="preserve"> </w:t>
-      </w:r>
-      <w:r>
-        <w:rPr>
-          <w:b/>
-          <w:bCs/>
-        </w:rPr>
-        <w:t xml:space="preserve">extract-min</w:t>
-      </w:r>
-      <w:r>
-        <w:t xml:space="preserve"> </w:t>
-      </w:r>
-      <w:r>
-        <w:t xml:space="preserve">compares among d children (more work). A</w:t>
-      </w:r>
-      <w:r>
-        <w:t xml:space="preserve"> </w:t>
-      </w:r>
-      <w:r>
-        <w:rPr>
-          <w:b/>
-          <w:bCs/>
-        </w:rPr>
-        <w:t xml:space="preserve">4-ary heap</w:t>
-      </w:r>
-      <w:r>
-        <w:t xml:space="preserve"> </w:t>
-      </w:r>
-      <w:r>
-        <w:t xml:space="preserve">is often</w:t>
-      </w:r>
-      <w:r>
-        <w:t xml:space="preserve"> </w:t>
-      </w:r>
-      <w:r>
-        <w:t xml:space="preserve">fastest in practice for Dijkstra due to better cache behaviour.</w:t>
-      </w:r>
-    </w:p>
-    <w:p>
-      <w:pPr>
-        <w:pStyle w:val="BlockText"/>
-      </w:pPr>
-      <w:r>
-        <w:rPr>
-          <w:b/>
-          <w:bCs/>
-        </w:rPr>
-        <w:t xml:space="preserve">Memory hook:</w:t>
-      </w:r>
-      <w:r>
-        <w:t xml:space="preserve"> </w:t>
-      </w:r>
-      <w:r>
-        <w:t xml:space="preserve">more children = shorter tree = faster pushes, slightly slower</w:t>
-      </w:r>
-      <w:r>
-        <w:t xml:space="preserve"> </w:t>
-      </w:r>
-      <w:r>
-        <w:t xml:space="preserve">pops. Tune</w:t>
-      </w:r>
-      <w:r>
-        <w:t xml:space="preserve"> </w:t>
-      </w:r>
-      <w:r>
-        <w:rPr>
-          <w:rStyle w:val="VerbatimChar"/>
-        </w:rPr>
-        <w:t xml:space="preserve">d</w:t>
-      </w:r>
-      <w:r>
-        <w:t xml:space="preserve"> </w:t>
-      </w:r>
-      <w:r>
-        <w:t xml:space="preserve">to your workload.</w:t>
-      </w:r>
-    </w:p>
-    <w:bookmarkStart w:id="23" w:name="mcqs-2"/>
-    <w:p>
-      <w:pPr>
-        <w:pStyle w:val="Heading3"/>
-      </w:pPr>
-      <w:r>
-        <w:t xml:space="preserve">MCQs</w:t>
-      </w:r>
-    </w:p>
     <w:p>
       <w:pPr>
         <w:pStyle w:val="Compact"/>
@@ -1644,20 +2614,49 @@
         </w:numPr>
       </w:pPr>
       <w:r>
-        <w:t xml:space="preserve">Height of a d-ary heap? →</w:t>
-      </w:r>
-      <w:r>
-        <w:t xml:space="preserve"> </w:t>
-      </w:r>
-      <w:r>
-        <w:rPr>
-          <w:b/>
-          <w:bCs/>
-        </w:rPr>
-        <w:t xml:space="preserve">log_d n</w:t>
-      </w:r>
-      <w:r>
-        <w:t xml:space="preserve">.</w:t>
+        <w:rPr>
+          <w:b/>
+          <w:bCs/>
+        </w:rPr>
+        <w:t xml:space="preserve">Use heapsort when</w:t>
+      </w:r>
+      <w:r>
+        <w:t xml:space="preserve"> </w:t>
+      </w:r>
+      <w:r>
+        <w:t xml:space="preserve">you need guaranteed O(n log n)</w:t>
+      </w:r>
+      <w:r>
+        <w:t xml:space="preserve"> </w:t>
+      </w:r>
+      <w:r>
+        <w:rPr>
+          <w:b/>
+          <w:bCs/>
+        </w:rPr>
+        <w:t xml:space="preserve">and</w:t>
+      </w:r>
+      <w:r>
+        <w:t xml:space="preserve"> </w:t>
+      </w:r>
+      <w:r>
+        <w:t xml:space="preserve">O(1) space.</w:t>
+      </w:r>
+      <w:r>
+        <w:t xml:space="preserve"> </w:t>
+      </w:r>
+      <w:r>
+        <w:t xml:space="preserve">Quicksort is usually faster in practice (cache), so it’s the common default.</w:t>
+      </w:r>
+    </w:p>
+    <w:bookmarkEnd w:id="30"/>
+    <w:bookmarkStart w:id="31" w:name="mcqs-2"/>
+    <w:p>
+      <w:pPr>
+        <w:pStyle w:val="Heading3"/>
+      </w:pPr>
+      <w:r>
+        <w:t xml:space="preserve">MCQs</w:t>
       </w:r>
     </w:p>
     <w:p>
@@ -1665,11 +2664,77 @@
         <w:pStyle w:val="Compact"/>
         <w:numPr>
           <w:ilvl w:val="0"/>
-          <w:numId w:val="1005"/>
+          <w:numId w:val="1006"/>
         </w:numPr>
       </w:pPr>
       <w:r>
-        <w:t xml:space="preserve">Trade-off of larger d? → faster insert/decrease-key, slower extract-min.</w:t>
+        <w:t xml:space="preserve">Heapsort time &amp; space? →</w:t>
+      </w:r>
+      <w:r>
+        <w:t xml:space="preserve"> </w:t>
+      </w:r>
+      <w:r>
+        <w:rPr>
+          <w:b/>
+          <w:bCs/>
+        </w:rPr>
+        <w:t xml:space="preserve">O(n log n) / O(1)</w:t>
+      </w:r>
+      <w:r>
+        <w:t xml:space="preserve">.</w:t>
+      </w:r>
+    </w:p>
+    <w:p>
+      <w:pPr>
+        <w:pStyle w:val="Compact"/>
+        <w:numPr>
+          <w:ilvl w:val="0"/>
+          <w:numId w:val="1006"/>
+        </w:numPr>
+      </w:pPr>
+      <w:r>
+        <w:t xml:space="preserve">Is heapsort stable? →</w:t>
+      </w:r>
+      <w:r>
+        <w:t xml:space="preserve"> </w:t>
+      </w:r>
+      <w:r>
+        <w:rPr>
+          <w:b/>
+          <w:bCs/>
+        </w:rPr>
+        <w:t xml:space="preserve">no</w:t>
+      </w:r>
+      <w:r>
+        <w:t xml:space="preserve">.</w:t>
+      </w:r>
+    </w:p>
+    <w:p>
+      <w:pPr>
+        <w:pStyle w:val="Compact"/>
+        <w:numPr>
+          <w:ilvl w:val="0"/>
+          <w:numId w:val="1006"/>
+        </w:numPr>
+      </w:pPr>
+      <w:r>
+        <w:t xml:space="preserve">Heapsort’s edge over quicksort? →</w:t>
+      </w:r>
+      <w:r>
+        <w:t xml:space="preserve"> </w:t>
+      </w:r>
+      <w:r>
+        <w:rPr>
+          <w:b/>
+          <w:bCs/>
+        </w:rPr>
+        <w:t xml:space="preserve">O(n log n) worst case</w:t>
+      </w:r>
+      <w:r>
+        <w:t xml:space="preserve"> </w:t>
+      </w:r>
+      <w:r>
+        <w:t xml:space="preserve">+ O(1) space.</w:t>
       </w:r>
     </w:p>
     <w:p>
@@ -1679,9 +2744,234 @@
         </w:pict>
       </w:r>
     </w:p>
-    <w:bookmarkEnd w:id="23"/>
-    <w:bookmarkEnd w:id="24"/>
-    <w:bookmarkStart w:id="30" w:name="X7191b1f917bbe97c2737af48435704a77d79b0f"/>
+    <w:bookmarkEnd w:id="31"/>
+    <w:bookmarkEnd w:id="32"/>
+    <w:bookmarkStart w:id="34" w:name="d-ary-heaps-a-practical-tweak"/>
+    <w:p>
+      <w:pPr>
+        <w:pStyle w:val="Heading2"/>
+      </w:pPr>
+      <w:r>
+        <w:t xml:space="preserve">9.3 d-ary Heaps (a practical tweak)</w:t>
+      </w:r>
+    </w:p>
+    <w:p>
+      <w:pPr>
+        <w:pStyle w:val="FirstParagraph"/>
+      </w:pPr>
+      <w:r>
+        <w:t xml:space="preserve">A</w:t>
+      </w:r>
+      <w:r>
+        <w:t xml:space="preserve"> </w:t>
+      </w:r>
+      <w:r>
+        <w:rPr>
+          <w:b/>
+          <w:bCs/>
+        </w:rPr>
+        <w:t xml:space="preserve">d-ary heap</w:t>
+      </w:r>
+      <w:r>
+        <w:t xml:space="preserve"> </w:t>
+      </w:r>
+      <w:r>
+        <w:t xml:space="preserve">gives each node</w:t>
+      </w:r>
+      <w:r>
+        <w:t xml:space="preserve"> </w:t>
+      </w:r>
+      <w:r>
+        <w:rPr>
+          <w:b/>
+          <w:bCs/>
+        </w:rPr>
+        <w:t xml:space="preserve">d children</w:t>
+      </w:r>
+      <w:r>
+        <w:t xml:space="preserve"> </w:t>
+      </w:r>
+      <w:r>
+        <w:t xml:space="preserve">instead of 2. This makes the tree</w:t>
+      </w:r>
+      <w:r>
+        <w:t xml:space="preserve"> </w:t>
+      </w:r>
+      <w:r>
+        <w:rPr>
+          <w:b/>
+          <w:bCs/>
+        </w:rPr>
+        <w:t xml:space="preserve">shallower</w:t>
+      </w:r>
+      <w:r>
+        <w:t xml:space="preserve"> </w:t>
+      </w:r>
+      <w:r>
+        <w:t xml:space="preserve">(height</w:t>
+      </w:r>
+      <w:r>
+        <w:t xml:space="preserve"> </w:t>
+      </w:r>
+      <w:r>
+        <w:rPr>
+          <w:rStyle w:val="VerbatimChar"/>
+        </w:rPr>
+        <w:t xml:space="preserve">log_d n</w:t>
+      </w:r>
+      <w:r>
+        <w:t xml:space="preserve">), so</w:t>
+      </w:r>
+      <w:r>
+        <w:t xml:space="preserve"> </w:t>
+      </w:r>
+      <w:r>
+        <w:rPr>
+          <w:b/>
+          <w:bCs/>
+        </w:rPr>
+        <w:t xml:space="preserve">decrease-key / insert</w:t>
+      </w:r>
+      <w:r>
+        <w:t xml:space="preserve"> </w:t>
+      </w:r>
+      <w:r>
+        <w:t xml:space="preserve">are faster, but</w:t>
+      </w:r>
+      <w:r>
+        <w:t xml:space="preserve"> </w:t>
+      </w:r>
+      <w:r>
+        <w:rPr>
+          <w:b/>
+          <w:bCs/>
+        </w:rPr>
+        <w:t xml:space="preserve">extract-min</w:t>
+      </w:r>
+      <w:r>
+        <w:t xml:space="preserve"> </w:t>
+      </w:r>
+      <w:r>
+        <w:t xml:space="preserve">compares among d children (more work). A</w:t>
+      </w:r>
+      <w:r>
+        <w:t xml:space="preserve"> </w:t>
+      </w:r>
+      <w:r>
+        <w:rPr>
+          <w:b/>
+          <w:bCs/>
+        </w:rPr>
+        <w:t xml:space="preserve">4-ary heap</w:t>
+      </w:r>
+      <w:r>
+        <w:t xml:space="preserve"> </w:t>
+      </w:r>
+      <w:r>
+        <w:t xml:space="preserve">is often</w:t>
+      </w:r>
+      <w:r>
+        <w:t xml:space="preserve"> </w:t>
+      </w:r>
+      <w:r>
+        <w:t xml:space="preserve">fastest in practice for Dijkstra due to better cache behaviour.</w:t>
+      </w:r>
+    </w:p>
+    <w:p>
+      <w:pPr>
+        <w:pStyle w:val="BlockText"/>
+      </w:pPr>
+      <w:r>
+        <w:rPr>
+          <w:b/>
+          <w:bCs/>
+        </w:rPr>
+        <w:t xml:space="preserve">Memory hook:</w:t>
+      </w:r>
+      <w:r>
+        <w:t xml:space="preserve"> </w:t>
+      </w:r>
+      <w:r>
+        <w:t xml:space="preserve">more children = shorter tree = faster pushes, slightly slower</w:t>
+      </w:r>
+      <w:r>
+        <w:t xml:space="preserve"> </w:t>
+      </w:r>
+      <w:r>
+        <w:t xml:space="preserve">pops. Tune</w:t>
+      </w:r>
+      <w:r>
+        <w:t xml:space="preserve"> </w:t>
+      </w:r>
+      <w:r>
+        <w:rPr>
+          <w:rStyle w:val="VerbatimChar"/>
+        </w:rPr>
+        <w:t xml:space="preserve">d</w:t>
+      </w:r>
+      <w:r>
+        <w:t xml:space="preserve"> </w:t>
+      </w:r>
+      <w:r>
+        <w:t xml:space="preserve">to your workload.</w:t>
+      </w:r>
+    </w:p>
+    <w:bookmarkStart w:id="33" w:name="mcqs-3"/>
+    <w:p>
+      <w:pPr>
+        <w:pStyle w:val="Heading3"/>
+      </w:pPr>
+      <w:r>
+        <w:t xml:space="preserve">MCQs</w:t>
+      </w:r>
+    </w:p>
+    <w:p>
+      <w:pPr>
+        <w:pStyle w:val="Compact"/>
+        <w:numPr>
+          <w:ilvl w:val="0"/>
+          <w:numId w:val="1007"/>
+        </w:numPr>
+      </w:pPr>
+      <w:r>
+        <w:t xml:space="preserve">Height of a d-ary heap? →</w:t>
+      </w:r>
+      <w:r>
+        <w:t xml:space="preserve"> </w:t>
+      </w:r>
+      <w:r>
+        <w:rPr>
+          <w:b/>
+          <w:bCs/>
+        </w:rPr>
+        <w:t xml:space="preserve">log_d n</w:t>
+      </w:r>
+      <w:r>
+        <w:t xml:space="preserve">.</w:t>
+      </w:r>
+    </w:p>
+    <w:p>
+      <w:pPr>
+        <w:pStyle w:val="Compact"/>
+        <w:numPr>
+          <w:ilvl w:val="0"/>
+          <w:numId w:val="1007"/>
+        </w:numPr>
+      </w:pPr>
+      <w:r>
+        <w:t xml:space="preserve">Trade-off of larger d? → faster insert/decrease-key, slower extract-min.</w:t>
+      </w:r>
+    </w:p>
+    <w:p>
+      <w:r>
+        <w:pict>
+          <v:rect style="width:0;height:1.5pt" o:hralign="center" o:hrstd="t" o:hr="t"/>
+        </w:pict>
+      </w:r>
+    </w:p>
+    <w:bookmarkEnd w:id="33"/>
+    <w:bookmarkEnd w:id="34"/>
+    <w:bookmarkStart w:id="40" w:name="X7191b1f917bbe97c2737af48435704a77d79b0f"/>
     <w:p>
       <w:pPr>
         <w:pStyle w:val="Heading2"/>
@@ -1745,18 +3035,18 @@
           <wp:inline>
             <wp:extent cx="5334000" cy="2520088"/>
             <wp:effectExtent b="0" l="0" r="0" t="0"/>
-            <wp:docPr descr="Heap variants and their amortised costs: Fibonacci heaps give O(1) insert, merge, and decrease-key." title="" id="26" name="Picture"/>
+            <wp:docPr descr="Heap variants and their amortised costs: Fibonacci heaps give O(1) insert, merge, and decrease-key." title="" id="36" name="Picture"/>
             <a:graphic>
               <a:graphicData uri="http://schemas.openxmlformats.org/drawingml/2006/picture">
                 <pic:pic>
                   <pic:nvPicPr>
-                    <pic:cNvPr descr="images/74_advanced_heaps.png" id="27" name="Picture"/>
+                    <pic:cNvPr descr="images/74_advanced_heaps.png" id="37" name="Picture"/>
                     <pic:cNvPicPr>
                       <a:picLocks noChangeArrowheads="1" noChangeAspect="1"/>
                     </pic:cNvPicPr>
                   </pic:nvPicPr>
                   <pic:blipFill>
-                    <a:blip r:embed="rId25"/>
+                    <a:blip r:embed="rId35"/>
                     <a:stretch>
                       <a:fillRect/>
                     </a:stretch>
@@ -2111,7 +3401,7 @@
         </w:tc>
       </w:tr>
     </w:tbl>
-    <w:bookmarkStart w:id="28" w:name="why-this-matters-dijkstra"/>
+    <w:bookmarkStart w:id="38" w:name="why-this-matters-dijkstra"/>
     <w:p>
       <w:pPr>
         <w:pStyle w:val="Heading3"/>
@@ -2292,173 +3582,6 @@
       </w:r>
       <w:r>
         <w:t xml:space="preserve">result.</w:t>
-      </w:r>
-    </w:p>
-    <w:p>
-      <w:pPr>
-        <w:pStyle w:val="Compact"/>
-        <w:numPr>
-          <w:ilvl w:val="0"/>
-          <w:numId w:val="1006"/>
-        </w:numPr>
-      </w:pPr>
-      <w:r>
-        <w:rPr>
-          <w:b/>
-          <w:bCs/>
-        </w:rPr>
-        <w:t xml:space="preserve">Pairing heap:</w:t>
-      </w:r>
-      <w:r>
-        <w:t xml:space="preserve"> </w:t>
-      </w:r>
-      <w:r>
-        <w:t xml:space="preserve">much simpler than Fibonacci, great real-world performance,</w:t>
-      </w:r>
-      <w:r>
-        <w:t xml:space="preserve"> </w:t>
-      </w:r>
-      <w:r>
-        <w:t xml:space="preserve">decrease-key O(log n) amortised (conjectured better). A common practical choice.</w:t>
-      </w:r>
-    </w:p>
-    <w:p>
-      <w:pPr>
-        <w:pStyle w:val="Compact"/>
-        <w:numPr>
-          <w:ilvl w:val="0"/>
-          <w:numId w:val="1006"/>
-        </w:numPr>
-      </w:pPr>
-      <w:r>
-        <w:rPr>
-          <w:b/>
-          <w:bCs/>
-        </w:rPr>
-        <w:t xml:space="preserve">Binomial heap:</w:t>
-      </w:r>
-      <w:r>
-        <w:t xml:space="preserve"> </w:t>
-      </w:r>
-      <w:r>
-        <w:t xml:space="preserve">a forest of binomial trees; mergeable in O(log n).</w:t>
-      </w:r>
-    </w:p>
-    <w:bookmarkEnd w:id="28"/>
-    <w:bookmarkStart w:id="29" w:name="mcqs-3"/>
-    <w:p>
-      <w:pPr>
-        <w:pStyle w:val="Heading3"/>
-      </w:pPr>
-      <w:r>
-        <w:t xml:space="preserve">MCQs</w:t>
-      </w:r>
-    </w:p>
-    <w:p>
-      <w:pPr>
-        <w:pStyle w:val="Compact"/>
-        <w:numPr>
-          <w:ilvl w:val="0"/>
-          <w:numId w:val="1007"/>
-        </w:numPr>
-      </w:pPr>
-      <w:r>
-        <w:t xml:space="preserve">Which heap gives O(1) amortised decrease-key? →</w:t>
-      </w:r>
-      <w:r>
-        <w:t xml:space="preserve"> </w:t>
-      </w:r>
-      <w:r>
-        <w:rPr>
-          <w:b/>
-          <w:bCs/>
-        </w:rPr>
-        <w:t xml:space="preserve">Fibonacci</w:t>
-      </w:r>
-      <w:r>
-        <w:t xml:space="preserve">.</w:t>
-      </w:r>
-    </w:p>
-    <w:p>
-      <w:pPr>
-        <w:pStyle w:val="Compact"/>
-        <w:numPr>
-          <w:ilvl w:val="0"/>
-          <w:numId w:val="1007"/>
-        </w:numPr>
-      </w:pPr>
-      <w:r>
-        <w:t xml:space="preserve">Dijkstra with a Fibonacci heap? →</w:t>
-      </w:r>
-      <w:r>
-        <w:t xml:space="preserve"> </w:t>
-      </w:r>
-      <w:r>
-        <w:rPr>
-          <w:b/>
-          <w:bCs/>
-        </w:rPr>
-        <w:t xml:space="preserve">O(E + V log V)</w:t>
-      </w:r>
-      <w:r>
-        <w:t xml:space="preserve">.</w:t>
-      </w:r>
-    </w:p>
-    <w:p>
-      <w:pPr>
-        <w:pStyle w:val="Compact"/>
-        <w:numPr>
-          <w:ilvl w:val="0"/>
-          <w:numId w:val="1007"/>
-        </w:numPr>
-      </w:pPr>
-      <w:r>
-        <w:t xml:space="preserve">Why aren’t Fibonacci heaps used much in practice? →</w:t>
-      </w:r>
-      <w:r>
-        <w:t xml:space="preserve"> </w:t>
-      </w:r>
-      <w:r>
-        <w:rPr>
-          <w:b/>
-          <w:bCs/>
-        </w:rPr>
-        <w:t xml:space="preserve">large constants /</w:t>
-      </w:r>
-      <w:r>
-        <w:rPr>
-          <w:b/>
-          <w:bCs/>
-        </w:rPr>
-        <w:t xml:space="preserve"> </w:t>
-      </w:r>
-      <w:r>
-        <w:rPr>
-          <w:b/>
-          <w:bCs/>
-        </w:rPr>
-        <w:t xml:space="preserve">complexity</w:t>
-      </w:r>
-      <w:r>
-        <w:t xml:space="preserve">.</w:t>
-      </w:r>
-    </w:p>
-    <w:p>
-      <w:r>
-        <w:pict>
-          <v:rect style="width:0;height:1.5pt" o:hralign="center" o:hrstd="t" o:hr="t"/>
-        </w:pict>
-      </w:r>
-    </w:p>
-    <w:bookmarkEnd w:id="29"/>
-    <w:bookmarkEnd w:id="30"/>
-    <w:bookmarkStart w:id="31" w:name="module-9-concept-review-one-page"/>
-    <w:p>
-      <w:pPr>
-        <w:pStyle w:val="Heading2"/>
-      </w:pPr>
-      <w:r>
-        <w:t xml:space="preserve">Module 9 — Concept Review (one page)</w:t>
       </w:r>
     </w:p>
     <w:p>
@@ -2474,19 +3597,19 @@
           <w:b/>
           <w:bCs/>
         </w:rPr>
-        <w:t xml:space="preserve">Build-heap = O(n)</w:t>
-      </w:r>
-      <w:r>
-        <w:t xml:space="preserve"> </w:t>
-      </w:r>
-      <w:r>
-        <w:t xml:space="preserve">(not O(n log n)): most nodes are leaves; Σ k/2^k</w:t>
-      </w:r>
-      <w:r>
-        <w:t xml:space="preserve"> </w:t>
-      </w:r>
-      <w:r>
-        <w:t xml:space="preserve">converges to a constant.</w:t>
+        <w:t xml:space="preserve">Pairing heap:</w:t>
+      </w:r>
+      <w:r>
+        <w:t xml:space="preserve"> </w:t>
+      </w:r>
+      <w:r>
+        <w:t xml:space="preserve">much simpler than Fibonacci, great real-world performance,</w:t>
+      </w:r>
+      <w:r>
+        <w:t xml:space="preserve"> </w:t>
+      </w:r>
+      <w:r>
+        <w:t xml:space="preserve">decrease-key O(log n) amortised (conjectured better). A common practical choice.</w:t>
       </w:r>
     </w:p>
     <w:p>
@@ -2502,150 +3625,23 @@
           <w:b/>
           <w:bCs/>
         </w:rPr>
-        <w:t xml:space="preserve">Heapsort:</w:t>
-      </w:r>
-      <w:r>
-        <w:t xml:space="preserve"> </w:t>
-      </w:r>
-      <w:r>
-        <w:t xml:space="preserve">build max-heap, repeatedly swap root→end + sift down;</w:t>
-      </w:r>
-      <w:r>
-        <w:t xml:space="preserve"> </w:t>
-      </w:r>
-      <w:r>
-        <w:rPr>
-          <w:b/>
-          <w:bCs/>
-        </w:rPr>
-        <w:t xml:space="preserve">O(n log</w:t>
-      </w:r>
-      <w:r>
-        <w:rPr>
-          <w:b/>
-          <w:bCs/>
-        </w:rPr>
-        <w:t xml:space="preserve"> </w:t>
-      </w:r>
-      <w:r>
-        <w:rPr>
-          <w:b/>
-          <w:bCs/>
-        </w:rPr>
-        <w:t xml:space="preserve">n), O(1) space</w:t>
-      </w:r>
-      <w:r>
-        <w:t xml:space="preserve">, not stable, poor cache.</w:t>
-      </w:r>
-    </w:p>
-    <w:p>
-      <w:pPr>
-        <w:pStyle w:val="Compact"/>
-        <w:numPr>
-          <w:ilvl w:val="0"/>
-          <w:numId w:val="1008"/>
-        </w:numPr>
-      </w:pPr>
-      <w:r>
-        <w:rPr>
-          <w:b/>
-          <w:bCs/>
-        </w:rPr>
-        <w:t xml:space="preserve">d-ary heap:</w:t>
-      </w:r>
-      <w:r>
-        <w:t xml:space="preserve"> </w:t>
-      </w:r>
-      <w:r>
-        <w:t xml:space="preserve">d children → height log_d n; faster insert, slower extract-min;</w:t>
-      </w:r>
-      <w:r>
-        <w:t xml:space="preserve"> </w:t>
-      </w:r>
-      <w:r>
-        <w:t xml:space="preserve">4-ary often best for Dijkstra.</w:t>
-      </w:r>
-    </w:p>
-    <w:p>
-      <w:pPr>
-        <w:pStyle w:val="Compact"/>
-        <w:numPr>
-          <w:ilvl w:val="0"/>
-          <w:numId w:val="1008"/>
-        </w:numPr>
-      </w:pPr>
-      <w:r>
-        <w:rPr>
-          <w:b/>
-          <w:bCs/>
-        </w:rPr>
-        <w:t xml:space="preserve">Advanced heaps:</w:t>
-      </w:r>
-      <w:r>
-        <w:t xml:space="preserve"> </w:t>
-      </w:r>
-      <w:r>
-        <w:t xml:space="preserve">binomial (mergeable O(log n)),</w:t>
-      </w:r>
-      <w:r>
-        <w:t xml:space="preserve"> </w:t>
-      </w:r>
-      <w:r>
-        <w:rPr>
-          <w:b/>
-          <w:bCs/>
-        </w:rPr>
-        <w:t xml:space="preserve">Fibonacci</w:t>
-      </w:r>
-      <w:r>
-        <w:t xml:space="preserve"> </w:t>
-      </w:r>
-      <w:r>
-        <w:t xml:space="preserve">(O(1) insert/</w:t>
-      </w:r>
-      <w:r>
-        <w:t xml:space="preserve"> </w:t>
-      </w:r>
-      <w:r>
-        <w:t xml:space="preserve">merge/decrease-key amortised → Dijkstra O(E+V log V) in theory), pairing</w:t>
-      </w:r>
-      <w:r>
-        <w:t xml:space="preserve"> </w:t>
-      </w:r>
-      <w:r>
-        <w:t xml:space="preserve">(simple + fast in practice).</w:t>
-      </w:r>
-    </w:p>
-    <w:p>
-      <w:pPr>
-        <w:pStyle w:val="Compact"/>
-        <w:numPr>
-          <w:ilvl w:val="0"/>
-          <w:numId w:val="1008"/>
-        </w:numPr>
-      </w:pPr>
-      <w:r>
-        <w:rPr>
-          <w:b/>
-          <w:bCs/>
-        </w:rPr>
-        <w:t xml:space="preserve">In practice:</w:t>
-      </w:r>
-      <w:r>
-        <w:t xml:space="preserve"> </w:t>
-      </w:r>
-      <w:r>
-        <w:t xml:space="preserve">binary or 4-ary heaps win; Fibonacci is mostly theory.</w:t>
-      </w:r>
-    </w:p>
-    <w:bookmarkEnd w:id="31"/>
-    <w:bookmarkStart w:id="32" w:name="module-9-flash-cards"/>
-    <w:p>
-      <w:pPr>
-        <w:pStyle w:val="Heading2"/>
-      </w:pPr>
-      <w:r>
-        <w:t xml:space="preserve">Module 9 — Flash Cards</w:t>
+        <w:t xml:space="preserve">Binomial heap:</w:t>
+      </w:r>
+      <w:r>
+        <w:t xml:space="preserve"> </w:t>
+      </w:r>
+      <w:r>
+        <w:t xml:space="preserve">a forest of binomial trees; mergeable in O(log n).</w:t>
+      </w:r>
+    </w:p>
+    <w:bookmarkEnd w:id="38"/>
+    <w:bookmarkStart w:id="39" w:name="mcqs-4"/>
+    <w:p>
+      <w:pPr>
+        <w:pStyle w:val="Heading3"/>
+      </w:pPr>
+      <w:r>
+        <w:t xml:space="preserve">MCQs</w:t>
       </w:r>
     </w:p>
     <w:p>
@@ -2657,17 +3653,20 @@
         </w:numPr>
       </w:pPr>
       <w:r>
-        <w:t xml:space="preserve">Q: Build-heap time &amp; why?</w:t>
-      </w:r>
-      <w:r>
-        <w:t xml:space="preserve"> </w:t>
-      </w:r>
-      <w:r>
-        <w:rPr>
-          <w:b/>
-          <w:bCs/>
-        </w:rPr>
-        <w:t xml:space="preserve">A: O(n); leaves dominate, Σ k/2^k = const.</w:t>
+        <w:t xml:space="preserve">Which heap gives O(1) amortised decrease-key? →</w:t>
+      </w:r>
+      <w:r>
+        <w:t xml:space="preserve"> </w:t>
+      </w:r>
+      <w:r>
+        <w:rPr>
+          <w:b/>
+          <w:bCs/>
+        </w:rPr>
+        <w:t xml:space="preserve">Fibonacci</w:t>
+      </w:r>
+      <w:r>
+        <w:t xml:space="preserve">.</w:t>
       </w:r>
     </w:p>
     <w:p>
@@ -2679,17 +3678,20 @@
         </w:numPr>
       </w:pPr>
       <w:r>
-        <w:t xml:space="preserve">Q: Heapsort time/space/stable?</w:t>
-      </w:r>
-      <w:r>
-        <w:t xml:space="preserve"> </w:t>
-      </w:r>
-      <w:r>
-        <w:rPr>
-          <w:b/>
-          <w:bCs/>
-        </w:rPr>
-        <w:t xml:space="preserve">A: O(n log n) / O(1) / not stable.</w:t>
+        <w:t xml:space="preserve">Dijkstra with a Fibonacci heap? →</w:t>
+      </w:r>
+      <w:r>
+        <w:t xml:space="preserve"> </w:t>
+      </w:r>
+      <w:r>
+        <w:rPr>
+          <w:b/>
+          <w:bCs/>
+        </w:rPr>
+        <w:t xml:space="preserve">O(E + V log V)</w:t>
+      </w:r>
+      <w:r>
+        <w:t xml:space="preserve">.</w:t>
       </w:r>
     </w:p>
     <w:p>
@@ -2701,93 +3703,52 @@
         </w:numPr>
       </w:pPr>
       <w:r>
-        <w:t xml:space="preserve">Q: d-ary heap height?</w:t>
-      </w:r>
-      <w:r>
-        <w:t xml:space="preserve"> </w:t>
-      </w:r>
-      <w:r>
-        <w:rPr>
-          <w:b/>
-          <w:bCs/>
-        </w:rPr>
-        <w:t xml:space="preserve">A: log_d n.</w:t>
-      </w:r>
-    </w:p>
-    <w:p>
-      <w:pPr>
-        <w:pStyle w:val="Compact"/>
-        <w:numPr>
-          <w:ilvl w:val="0"/>
-          <w:numId w:val="1009"/>
-        </w:numPr>
-      </w:pPr>
-      <w:r>
-        <w:t xml:space="preserve">Q: O(1) amortised decrease-key heap?</w:t>
-      </w:r>
-      <w:r>
-        <w:t xml:space="preserve"> </w:t>
-      </w:r>
-      <w:r>
-        <w:rPr>
-          <w:b/>
-          <w:bCs/>
-        </w:rPr>
-        <w:t xml:space="preserve">A: Fibonacci.</w:t>
-      </w:r>
-    </w:p>
-    <w:p>
-      <w:pPr>
-        <w:pStyle w:val="Compact"/>
-        <w:numPr>
-          <w:ilvl w:val="0"/>
-          <w:numId w:val="1009"/>
-        </w:numPr>
-      </w:pPr>
-      <w:r>
-        <w:t xml:space="preserve">Q: Dijkstra with Fibonacci heap?</w:t>
-      </w:r>
-      <w:r>
-        <w:t xml:space="preserve"> </w:t>
-      </w:r>
-      <w:r>
-        <w:rPr>
-          <w:b/>
-          <w:bCs/>
-        </w:rPr>
-        <w:t xml:space="preserve">A: O(E + V log V).</w:t>
-      </w:r>
-    </w:p>
-    <w:p>
-      <w:pPr>
-        <w:pStyle w:val="Compact"/>
-        <w:numPr>
-          <w:ilvl w:val="0"/>
-          <w:numId w:val="1009"/>
-        </w:numPr>
-      </w:pPr>
-      <w:r>
-        <w:t xml:space="preserve">Q: Why Fibonacci heaps rare in practice?</w:t>
-      </w:r>
-      <w:r>
-        <w:t xml:space="preserve"> </w:t>
-      </w:r>
-      <w:r>
-        <w:rPr>
-          <w:b/>
-          <w:bCs/>
-        </w:rPr>
-        <w:t xml:space="preserve">A: huge constants.</w:t>
-      </w:r>
-    </w:p>
-    <w:bookmarkEnd w:id="32"/>
-    <w:bookmarkStart w:id="33" w:name="module-9-pattern-recognition"/>
+        <w:t xml:space="preserve">Why aren’t Fibonacci heaps used much in practice? →</w:t>
+      </w:r>
+      <w:r>
+        <w:t xml:space="preserve"> </w:t>
+      </w:r>
+      <w:r>
+        <w:rPr>
+          <w:b/>
+          <w:bCs/>
+        </w:rPr>
+        <w:t xml:space="preserve">large constants /</w:t>
+      </w:r>
+      <w:r>
+        <w:rPr>
+          <w:b/>
+          <w:bCs/>
+        </w:rPr>
+        <w:t xml:space="preserve"> </w:t>
+      </w:r>
+      <w:r>
+        <w:rPr>
+          <w:b/>
+          <w:bCs/>
+        </w:rPr>
+        <w:t xml:space="preserve">complexity</w:t>
+      </w:r>
+      <w:r>
+        <w:t xml:space="preserve">.</w:t>
+      </w:r>
+    </w:p>
+    <w:p>
+      <w:r>
+        <w:pict>
+          <v:rect style="width:0;height:1.5pt" o:hralign="center" o:hrstd="t" o:hr="t"/>
+        </w:pict>
+      </w:r>
+    </w:p>
+    <w:bookmarkEnd w:id="39"/>
+    <w:bookmarkEnd w:id="40"/>
+    <w:bookmarkStart w:id="41" w:name="module-9-concept-review-one-page"/>
     <w:p>
       <w:pPr>
         <w:pStyle w:val="Heading2"/>
       </w:pPr>
       <w:r>
-        <w:t xml:space="preserve">Module 9 — Pattern Recognition</w:t>
+        <w:t xml:space="preserve">Module 9 — Concept Review (one page)</w:t>
       </w:r>
     </w:p>
     <w:p>
@@ -2799,26 +3760,23 @@
         </w:numPr>
       </w:pPr>
       <w:r>
-        <w:t xml:space="preserve">“Sort with guaranteed O(n log n) + O(1) space”</w:t>
-      </w:r>
-      <w:r>
-        <w:t xml:space="preserve"> </w:t>
-      </w:r>
-      <w:r>
-        <w:t xml:space="preserve">→</w:t>
-      </w:r>
-      <w:r>
-        <w:t xml:space="preserve"> </w:t>
-      </w:r>
-      <w:r>
-        <w:rPr>
-          <w:b/>
-          <w:bCs/>
-        </w:rPr>
-        <w:t xml:space="preserve">heapsort</w:t>
-      </w:r>
-      <w:r>
-        <w:t xml:space="preserve">.</w:t>
+        <w:rPr>
+          <w:b/>
+          <w:bCs/>
+        </w:rPr>
+        <w:t xml:space="preserve">Build-heap = O(n)</w:t>
+      </w:r>
+      <w:r>
+        <w:t xml:space="preserve"> </w:t>
+      </w:r>
+      <w:r>
+        <w:t xml:space="preserve">(not O(n log n)): most nodes are leaves; Σ k/2^k</w:t>
+      </w:r>
+      <w:r>
+        <w:t xml:space="preserve"> </w:t>
+      </w:r>
+      <w:r>
+        <w:t xml:space="preserve">converges to a constant.</w:t>
       </w:r>
     </w:p>
     <w:p>
@@ -2830,19 +3788,44 @@
         </w:numPr>
       </w:pPr>
       <w:r>
-        <w:t xml:space="preserve">“Lots of decrease-key (Dijkstra/Prim)”</w:t>
-      </w:r>
-      <w:r>
-        <w:t xml:space="preserve"> </w:t>
-      </w:r>
-      <w:r>
-        <w:t xml:space="preserve">→ heap choice matters (binary/4-ary in</w:t>
-      </w:r>
-      <w:r>
-        <w:t xml:space="preserve"> </w:t>
-      </w:r>
-      <w:r>
-        <w:t xml:space="preserve">practice, Fibonacci in theory).</w:t>
+        <w:rPr>
+          <w:b/>
+          <w:bCs/>
+        </w:rPr>
+        <w:t xml:space="preserve">Heapsort:</w:t>
+      </w:r>
+      <w:r>
+        <w:t xml:space="preserve"> </w:t>
+      </w:r>
+      <w:r>
+        <w:t xml:space="preserve">build max-heap, repeatedly swap root→end + sift down;</w:t>
+      </w:r>
+      <w:r>
+        <w:t xml:space="preserve"> </w:t>
+      </w:r>
+      <w:r>
+        <w:rPr>
+          <w:b/>
+          <w:bCs/>
+        </w:rPr>
+        <w:t xml:space="preserve">O(n log</w:t>
+      </w:r>
+      <w:r>
+        <w:rPr>
+          <w:b/>
+          <w:bCs/>
+        </w:rPr>
+        <w:t xml:space="preserve"> </w:t>
+      </w:r>
+      <w:r>
+        <w:rPr>
+          <w:b/>
+          <w:bCs/>
+        </w:rPr>
+        <w:t xml:space="preserve">n), O(1) space</w:t>
+      </w:r>
+      <w:r>
+        <w:t xml:space="preserve">, not stable, poor cache.</w:t>
       </w:r>
     </w:p>
     <w:p>
@@ -2854,36 +3837,105 @@
         </w:numPr>
       </w:pPr>
       <w:r>
-        <w:t xml:space="preserve">“Merge many heaps cheaply”</w:t>
-      </w:r>
-      <w:r>
-        <w:t xml:space="preserve"> </w:t>
-      </w:r>
-      <w:r>
-        <w:t xml:space="preserve">→</w:t>
-      </w:r>
-      <w:r>
-        <w:t xml:space="preserve"> </w:t>
-      </w:r>
-      <w:r>
-        <w:rPr>
-          <w:b/>
-          <w:bCs/>
-        </w:rPr>
-        <w:t xml:space="preserve">binomial / Fibonacci / pairing</w:t>
-      </w:r>
-      <w:r>
-        <w:t xml:space="preserve">.</w:t>
-      </w:r>
-    </w:p>
-    <w:bookmarkEnd w:id="33"/>
-    <w:bookmarkStart w:id="34" w:name="X4d934238bfdff8583fc68d1dc2be6fe2d1fd355"/>
+        <w:rPr>
+          <w:b/>
+          <w:bCs/>
+        </w:rPr>
+        <w:t xml:space="preserve">d-ary heap:</w:t>
+      </w:r>
+      <w:r>
+        <w:t xml:space="preserve"> </w:t>
+      </w:r>
+      <w:r>
+        <w:t xml:space="preserve">d children → height log_d n; faster insert, slower extract-min;</w:t>
+      </w:r>
+      <w:r>
+        <w:t xml:space="preserve"> </w:t>
+      </w:r>
+      <w:r>
+        <w:t xml:space="preserve">4-ary often best for Dijkstra.</w:t>
+      </w:r>
+    </w:p>
+    <w:p>
+      <w:pPr>
+        <w:pStyle w:val="Compact"/>
+        <w:numPr>
+          <w:ilvl w:val="0"/>
+          <w:numId w:val="1010"/>
+        </w:numPr>
+      </w:pPr>
+      <w:r>
+        <w:rPr>
+          <w:b/>
+          <w:bCs/>
+        </w:rPr>
+        <w:t xml:space="preserve">Advanced heaps:</w:t>
+      </w:r>
+      <w:r>
+        <w:t xml:space="preserve"> </w:t>
+      </w:r>
+      <w:r>
+        <w:t xml:space="preserve">binomial (mergeable O(log n)),</w:t>
+      </w:r>
+      <w:r>
+        <w:t xml:space="preserve"> </w:t>
+      </w:r>
+      <w:r>
+        <w:rPr>
+          <w:b/>
+          <w:bCs/>
+        </w:rPr>
+        <w:t xml:space="preserve">Fibonacci</w:t>
+      </w:r>
+      <w:r>
+        <w:t xml:space="preserve"> </w:t>
+      </w:r>
+      <w:r>
+        <w:t xml:space="preserve">(O(1) insert/</w:t>
+      </w:r>
+      <w:r>
+        <w:t xml:space="preserve"> </w:t>
+      </w:r>
+      <w:r>
+        <w:t xml:space="preserve">merge/decrease-key amortised → Dijkstra O(E+V log V) in theory), pairing</w:t>
+      </w:r>
+      <w:r>
+        <w:t xml:space="preserve"> </w:t>
+      </w:r>
+      <w:r>
+        <w:t xml:space="preserve">(simple + fast in practice).</w:t>
+      </w:r>
+    </w:p>
+    <w:p>
+      <w:pPr>
+        <w:pStyle w:val="Compact"/>
+        <w:numPr>
+          <w:ilvl w:val="0"/>
+          <w:numId w:val="1010"/>
+        </w:numPr>
+      </w:pPr>
+      <w:r>
+        <w:rPr>
+          <w:b/>
+          <w:bCs/>
+        </w:rPr>
+        <w:t xml:space="preserve">In practice:</w:t>
+      </w:r>
+      <w:r>
+        <w:t xml:space="preserve"> </w:t>
+      </w:r>
+      <w:r>
+        <w:t xml:space="preserve">binary or 4-ary heaps win; Fibonacci is mostly theory.</w:t>
+      </w:r>
+    </w:p>
+    <w:bookmarkEnd w:id="41"/>
+    <w:bookmarkStart w:id="42" w:name="module-9-flash-cards"/>
     <w:p>
       <w:pPr>
         <w:pStyle w:val="Heading2"/>
       </w:pPr>
       <w:r>
-        <w:t xml:space="preserve">Module 9 — Interview Questions (with follow-ups)</w:t>
+        <w:t xml:space="preserve">Module 9 — Flash Cards</w:t>
       </w:r>
     </w:p>
     <w:p>
@@ -2895,27 +3947,17 @@
         </w:numPr>
       </w:pPr>
       <w:r>
-        <w:rPr>
-          <w:i/>
-          <w:iCs/>
-        </w:rPr>
-        <w:t xml:space="preserve">Prove build-heap is O(n).</w:t>
-      </w:r>
-      <w:r>
-        <w:t xml:space="preserve"> </w:t>
-      </w:r>
-      <w:r>
-        <w:t xml:space="preserve">FU:</w:t>
-      </w:r>
-      <w:r>
-        <w:t xml:space="preserve"> </w:t>
-      </w:r>
-      <w:r>
-        <w:rPr>
-          <w:i/>
-          <w:iCs/>
-        </w:rPr>
-        <w:t xml:space="preserve">why is insert-based build O(n log n)?</w:t>
+        <w:t xml:space="preserve">Q: Build-heap time &amp; why?</w:t>
+      </w:r>
+      <w:r>
+        <w:t xml:space="preserve"> </w:t>
+      </w:r>
+      <w:r>
+        <w:rPr>
+          <w:b/>
+          <w:bCs/>
+        </w:rPr>
+        <w:t xml:space="preserve">A: O(n); leaves dominate, Σ k/2^k = const.</w:t>
       </w:r>
     </w:p>
     <w:p>
@@ -2927,27 +3969,17 @@
         </w:numPr>
       </w:pPr>
       <w:r>
-        <w:rPr>
-          <w:i/>
-          <w:iCs/>
-        </w:rPr>
-        <w:t xml:space="preserve">Implement heapsort.</w:t>
-      </w:r>
-      <w:r>
-        <w:t xml:space="preserve"> </w:t>
-      </w:r>
-      <w:r>
-        <w:t xml:space="preserve">FU:</w:t>
-      </w:r>
-      <w:r>
-        <w:t xml:space="preserve"> </w:t>
-      </w:r>
-      <w:r>
-        <w:rPr>
-          <w:i/>
-          <w:iCs/>
-        </w:rPr>
-        <w:t xml:space="preserve">max-heap vs min-heap; stability?</w:t>
+        <w:t xml:space="preserve">Q: Heapsort time/space/stable?</w:t>
+      </w:r>
+      <w:r>
+        <w:t xml:space="preserve"> </w:t>
+      </w:r>
+      <w:r>
+        <w:rPr>
+          <w:b/>
+          <w:bCs/>
+        </w:rPr>
+        <w:t xml:space="preserve">A: O(n log n) / O(1) / not stable.</w:t>
       </w:r>
     </w:p>
     <w:p>
@@ -2959,37 +3991,93 @@
         </w:numPr>
       </w:pPr>
       <w:r>
-        <w:rPr>
-          <w:i/>
-          <w:iCs/>
-        </w:rPr>
-        <w:t xml:space="preserve">Which heap for Dijkstra and why?</w:t>
-      </w:r>
-      <w:r>
-        <w:t xml:space="preserve"> </w:t>
-      </w:r>
-      <w:r>
-        <w:t xml:space="preserve">FU:</w:t>
-      </w:r>
-      <w:r>
-        <w:t xml:space="preserve"> </w:t>
-      </w:r>
-      <w:r>
-        <w:rPr>
-          <w:i/>
-          <w:iCs/>
-        </w:rPr>
-        <w:t xml:space="preserve">Fibonacci theory vs practice.</w:t>
-      </w:r>
-    </w:p>
-    <w:bookmarkEnd w:id="34"/>
-    <w:bookmarkStart w:id="35" w:name="module-9-gate-sebi-rbi-isro-perspective"/>
+        <w:t xml:space="preserve">Q: d-ary heap height?</w:t>
+      </w:r>
+      <w:r>
+        <w:t xml:space="preserve"> </w:t>
+      </w:r>
+      <w:r>
+        <w:rPr>
+          <w:b/>
+          <w:bCs/>
+        </w:rPr>
+        <w:t xml:space="preserve">A: log_d n.</w:t>
+      </w:r>
+    </w:p>
+    <w:p>
+      <w:pPr>
+        <w:pStyle w:val="Compact"/>
+        <w:numPr>
+          <w:ilvl w:val="0"/>
+          <w:numId w:val="1011"/>
+        </w:numPr>
+      </w:pPr>
+      <w:r>
+        <w:t xml:space="preserve">Q: O(1) amortised decrease-key heap?</w:t>
+      </w:r>
+      <w:r>
+        <w:t xml:space="preserve"> </w:t>
+      </w:r>
+      <w:r>
+        <w:rPr>
+          <w:b/>
+          <w:bCs/>
+        </w:rPr>
+        <w:t xml:space="preserve">A: Fibonacci.</w:t>
+      </w:r>
+    </w:p>
+    <w:p>
+      <w:pPr>
+        <w:pStyle w:val="Compact"/>
+        <w:numPr>
+          <w:ilvl w:val="0"/>
+          <w:numId w:val="1011"/>
+        </w:numPr>
+      </w:pPr>
+      <w:r>
+        <w:t xml:space="preserve">Q: Dijkstra with Fibonacci heap?</w:t>
+      </w:r>
+      <w:r>
+        <w:t xml:space="preserve"> </w:t>
+      </w:r>
+      <w:r>
+        <w:rPr>
+          <w:b/>
+          <w:bCs/>
+        </w:rPr>
+        <w:t xml:space="preserve">A: O(E + V log V).</w:t>
+      </w:r>
+    </w:p>
+    <w:p>
+      <w:pPr>
+        <w:pStyle w:val="Compact"/>
+        <w:numPr>
+          <w:ilvl w:val="0"/>
+          <w:numId w:val="1011"/>
+        </w:numPr>
+      </w:pPr>
+      <w:r>
+        <w:t xml:space="preserve">Q: Why Fibonacci heaps rare in practice?</w:t>
+      </w:r>
+      <w:r>
+        <w:t xml:space="preserve"> </w:t>
+      </w:r>
+      <w:r>
+        <w:rPr>
+          <w:b/>
+          <w:bCs/>
+        </w:rPr>
+        <w:t xml:space="preserve">A: huge constants.</w:t>
+      </w:r>
+    </w:p>
+    <w:bookmarkEnd w:id="42"/>
+    <w:bookmarkStart w:id="43" w:name="module-9-pattern-recognition"/>
     <w:p>
       <w:pPr>
         <w:pStyle w:val="Heading2"/>
       </w:pPr>
       <w:r>
-        <w:t xml:space="preserve">Module 9 — GATE / SEBI / RBI / ISRO Perspective</w:t>
+        <w:t xml:space="preserve">Module 9 — Pattern Recognition</w:t>
       </w:r>
     </w:p>
     <w:p>
@@ -3001,39 +4089,26 @@
         </w:numPr>
       </w:pPr>
       <w:r>
-        <w:rPr>
-          <w:b/>
-          <w:bCs/>
-        </w:rPr>
-        <w:t xml:space="preserve">GATE favourites:</w:t>
-      </w:r>
-      <w:r>
-        <w:t xml:space="preserve"> </w:t>
-      </w:r>
-      <w:r>
-        <w:rPr>
-          <w:b/>
-          <w:bCs/>
-        </w:rPr>
-        <w:t xml:space="preserve">build-heap O(n)</w:t>
-      </w:r>
-      <w:r>
-        <w:t xml:space="preserve"> </w:t>
-      </w:r>
-      <w:r>
-        <w:t xml:space="preserve">result, heapsort complexity &amp; number</w:t>
-      </w:r>
-      <w:r>
-        <w:t xml:space="preserve"> </w:t>
-      </w:r>
-      <w:r>
-        <w:t xml:space="preserve">of comparisons, heap array indexing, min/max-heap tracing. Very frequently</w:t>
-      </w:r>
-      <w:r>
-        <w:t xml:space="preserve"> </w:t>
-      </w:r>
-      <w:r>
-        <w:t xml:space="preserve">tested.</w:t>
+        <w:t xml:space="preserve">“Sort with guaranteed O(n log n) + O(1) space”</w:t>
+      </w:r>
+      <w:r>
+        <w:t xml:space="preserve"> </w:t>
+      </w:r>
+      <w:r>
+        <w:t xml:space="preserve">→</w:t>
+      </w:r>
+      <w:r>
+        <w:t xml:space="preserve"> </w:t>
+      </w:r>
+      <w:r>
+        <w:rPr>
+          <w:b/>
+          <w:bCs/>
+        </w:rPr>
+        <w:t xml:space="preserve">heapsort</w:t>
+      </w:r>
+      <w:r>
+        <w:t xml:space="preserve">.</w:t>
       </w:r>
     </w:p>
     <w:p>
@@ -3045,6 +4120,221 @@
         </w:numPr>
       </w:pPr>
       <w:r>
+        <w:t xml:space="preserve">“Lots of decrease-key (Dijkstra/Prim)”</w:t>
+      </w:r>
+      <w:r>
+        <w:t xml:space="preserve"> </w:t>
+      </w:r>
+      <w:r>
+        <w:t xml:space="preserve">→ heap choice matters (binary/4-ary in</w:t>
+      </w:r>
+      <w:r>
+        <w:t xml:space="preserve"> </w:t>
+      </w:r>
+      <w:r>
+        <w:t xml:space="preserve">practice, Fibonacci in theory).</w:t>
+      </w:r>
+    </w:p>
+    <w:p>
+      <w:pPr>
+        <w:pStyle w:val="Compact"/>
+        <w:numPr>
+          <w:ilvl w:val="0"/>
+          <w:numId w:val="1012"/>
+        </w:numPr>
+      </w:pPr>
+      <w:r>
+        <w:t xml:space="preserve">“Merge many heaps cheaply”</w:t>
+      </w:r>
+      <w:r>
+        <w:t xml:space="preserve"> </w:t>
+      </w:r>
+      <w:r>
+        <w:t xml:space="preserve">→</w:t>
+      </w:r>
+      <w:r>
+        <w:t xml:space="preserve"> </w:t>
+      </w:r>
+      <w:r>
+        <w:rPr>
+          <w:b/>
+          <w:bCs/>
+        </w:rPr>
+        <w:t xml:space="preserve">binomial / Fibonacci / pairing</w:t>
+      </w:r>
+      <w:r>
+        <w:t xml:space="preserve">.</w:t>
+      </w:r>
+    </w:p>
+    <w:bookmarkEnd w:id="43"/>
+    <w:bookmarkStart w:id="44" w:name="X4d934238bfdff8583fc68d1dc2be6fe2d1fd355"/>
+    <w:p>
+      <w:pPr>
+        <w:pStyle w:val="Heading2"/>
+      </w:pPr>
+      <w:r>
+        <w:t xml:space="preserve">Module 9 — Interview Questions (with follow-ups)</w:t>
+      </w:r>
+    </w:p>
+    <w:p>
+      <w:pPr>
+        <w:pStyle w:val="Compact"/>
+        <w:numPr>
+          <w:ilvl w:val="0"/>
+          <w:numId w:val="1013"/>
+        </w:numPr>
+      </w:pPr>
+      <w:r>
+        <w:rPr>
+          <w:i/>
+          <w:iCs/>
+        </w:rPr>
+        <w:t xml:space="preserve">Prove build-heap is O(n).</w:t>
+      </w:r>
+      <w:r>
+        <w:t xml:space="preserve"> </w:t>
+      </w:r>
+      <w:r>
+        <w:t xml:space="preserve">FU:</w:t>
+      </w:r>
+      <w:r>
+        <w:t xml:space="preserve"> </w:t>
+      </w:r>
+      <w:r>
+        <w:rPr>
+          <w:i/>
+          <w:iCs/>
+        </w:rPr>
+        <w:t xml:space="preserve">why is insert-based build O(n log n)?</w:t>
+      </w:r>
+    </w:p>
+    <w:p>
+      <w:pPr>
+        <w:pStyle w:val="Compact"/>
+        <w:numPr>
+          <w:ilvl w:val="0"/>
+          <w:numId w:val="1013"/>
+        </w:numPr>
+      </w:pPr>
+      <w:r>
+        <w:rPr>
+          <w:i/>
+          <w:iCs/>
+        </w:rPr>
+        <w:t xml:space="preserve">Implement heapsort.</w:t>
+      </w:r>
+      <w:r>
+        <w:t xml:space="preserve"> </w:t>
+      </w:r>
+      <w:r>
+        <w:t xml:space="preserve">FU:</w:t>
+      </w:r>
+      <w:r>
+        <w:t xml:space="preserve"> </w:t>
+      </w:r>
+      <w:r>
+        <w:rPr>
+          <w:i/>
+          <w:iCs/>
+        </w:rPr>
+        <w:t xml:space="preserve">max-heap vs min-heap; stability?</w:t>
+      </w:r>
+    </w:p>
+    <w:p>
+      <w:pPr>
+        <w:pStyle w:val="Compact"/>
+        <w:numPr>
+          <w:ilvl w:val="0"/>
+          <w:numId w:val="1013"/>
+        </w:numPr>
+      </w:pPr>
+      <w:r>
+        <w:rPr>
+          <w:i/>
+          <w:iCs/>
+        </w:rPr>
+        <w:t xml:space="preserve">Which heap for Dijkstra and why?</w:t>
+      </w:r>
+      <w:r>
+        <w:t xml:space="preserve"> </w:t>
+      </w:r>
+      <w:r>
+        <w:t xml:space="preserve">FU:</w:t>
+      </w:r>
+      <w:r>
+        <w:t xml:space="preserve"> </w:t>
+      </w:r>
+      <w:r>
+        <w:rPr>
+          <w:i/>
+          <w:iCs/>
+        </w:rPr>
+        <w:t xml:space="preserve">Fibonacci theory vs practice.</w:t>
+      </w:r>
+    </w:p>
+    <w:bookmarkEnd w:id="44"/>
+    <w:bookmarkStart w:id="45" w:name="module-9-gate-sebi-rbi-isro-perspective"/>
+    <w:p>
+      <w:pPr>
+        <w:pStyle w:val="Heading2"/>
+      </w:pPr>
+      <w:r>
+        <w:t xml:space="preserve">Module 9 — GATE / SEBI / RBI / ISRO Perspective</w:t>
+      </w:r>
+    </w:p>
+    <w:p>
+      <w:pPr>
+        <w:pStyle w:val="Compact"/>
+        <w:numPr>
+          <w:ilvl w:val="0"/>
+          <w:numId w:val="1014"/>
+        </w:numPr>
+      </w:pPr>
+      <w:r>
+        <w:rPr>
+          <w:b/>
+          <w:bCs/>
+        </w:rPr>
+        <w:t xml:space="preserve">GATE favourites:</w:t>
+      </w:r>
+      <w:r>
+        <w:t xml:space="preserve"> </w:t>
+      </w:r>
+      <w:r>
+        <w:rPr>
+          <w:b/>
+          <w:bCs/>
+        </w:rPr>
+        <w:t xml:space="preserve">build-heap O(n)</w:t>
+      </w:r>
+      <w:r>
+        <w:t xml:space="preserve"> </w:t>
+      </w:r>
+      <w:r>
+        <w:t xml:space="preserve">result, heapsort complexity &amp; number</w:t>
+      </w:r>
+      <w:r>
+        <w:t xml:space="preserve"> </w:t>
+      </w:r>
+      <w:r>
+        <w:t xml:space="preserve">of comparisons, heap array indexing, min/max-heap tracing. Very frequently</w:t>
+      </w:r>
+      <w:r>
+        <w:t xml:space="preserve"> </w:t>
+      </w:r>
+      <w:r>
+        <w:t xml:space="preserve">tested.</w:t>
+      </w:r>
+    </w:p>
+    <w:p>
+      <w:pPr>
+        <w:pStyle w:val="Compact"/>
+        <w:numPr>
+          <w:ilvl w:val="0"/>
+          <w:numId w:val="1014"/>
+        </w:numPr>
+      </w:pPr>
+      <w:r>
         <w:rPr>
           <w:b/>
           <w:bCs/>
@@ -3105,8 +4395,8 @@
         <w:t xml:space="preserve">visuals.</w:t>
       </w:r>
     </w:p>
-    <w:bookmarkEnd w:id="35"/>
-    <w:bookmarkEnd w:id="36"/>
+    <w:bookmarkEnd w:id="45"/>
+    <w:bookmarkEnd w:id="46"/>
     <w:sectPr>
       <w:footnotePr>
         <w:numRestart w:val="eachSect"/>
@@ -3475,6 +4765,9 @@
     </w:lvlOverride>
   </w:num>
   <w:num w:numId="1005">
+    <w:abstractNumId w:val="991"/>
+  </w:num>
+  <w:num w:numId="1006">
     <w:abstractNumId w:val="99411"/>
     <w:lvlOverride w:ilvl="0">
       <w:startOverride w:val="1"/>
@@ -3503,9 +4796,6 @@
     <w:lvlOverride w:ilvl="8">
       <w:startOverride w:val="1"/>
     </w:lvlOverride>
-  </w:num>
-  <w:num w:numId="1006">
-    <w:abstractNumId w:val="991"/>
   </w:num>
   <w:num w:numId="1007">
     <w:abstractNumId w:val="99411"/>
@@ -3541,12 +4831,6 @@
     <w:abstractNumId w:val="991"/>
   </w:num>
   <w:num w:numId="1009">
-    <w:abstractNumId w:val="991"/>
-  </w:num>
-  <w:num w:numId="1010">
-    <w:abstractNumId w:val="991"/>
-  </w:num>
-  <w:num w:numId="1011">
     <w:abstractNumId w:val="99411"/>
     <w:lvlOverride w:ilvl="0">
       <w:startOverride w:val="1"/>
@@ -3576,7 +4860,46 @@
       <w:startOverride w:val="1"/>
     </w:lvlOverride>
   </w:num>
+  <w:num w:numId="1010">
+    <w:abstractNumId w:val="991"/>
+  </w:num>
+  <w:num w:numId="1011">
+    <w:abstractNumId w:val="991"/>
+  </w:num>
   <w:num w:numId="1012">
+    <w:abstractNumId w:val="991"/>
+  </w:num>
+  <w:num w:numId="1013">
+    <w:abstractNumId w:val="99411"/>
+    <w:lvlOverride w:ilvl="0">
+      <w:startOverride w:val="1"/>
+    </w:lvlOverride>
+    <w:lvlOverride w:ilvl="1">
+      <w:startOverride w:val="1"/>
+    </w:lvlOverride>
+    <w:lvlOverride w:ilvl="2">
+      <w:startOverride w:val="1"/>
+    </w:lvlOverride>
+    <w:lvlOverride w:ilvl="3">
+      <w:startOverride w:val="1"/>
+    </w:lvlOverride>
+    <w:lvlOverride w:ilvl="4">
+      <w:startOverride w:val="1"/>
+    </w:lvlOverride>
+    <w:lvlOverride w:ilvl="5">
+      <w:startOverride w:val="1"/>
+    </w:lvlOverride>
+    <w:lvlOverride w:ilvl="6">
+      <w:startOverride w:val="1"/>
+    </w:lvlOverride>
+    <w:lvlOverride w:ilvl="7">
+      <w:startOverride w:val="1"/>
+    </w:lvlOverride>
+    <w:lvlOverride w:ilvl="8">
+      <w:startOverride w:val="1"/>
+    </w:lvlOverride>
+  </w:num>
+  <w:num w:numId="1014">
     <w:abstractNumId w:val="991"/>
   </w:num>
 </w:numbering>

--- a/SITP/DSA-Notes/M09_Heaps.docx
+++ b/SITP/DSA-Notes/M09_Heaps.docx
@@ -5441,24 +5441,34 @@
   <w:style w:default="1" w:styleId="Table" w:type="table">
     <w:name w:val="Table"/>
     <w:basedOn w:val="TableNormal"/>
-    <w:semiHidden/>
-    <w:unhideWhenUsed/>
     <w:qFormat/>
     <w:tblPr>
       <w:tblInd w:type="dxa" w:w="0"/>
+      <w:tblBorders>
+        <w:top w:color="808080" w:space="0" w:sz="4" w:val="single"/>
+        <w:left w:color="808080" w:space="0" w:sz="4" w:val="single"/>
+        <w:bottom w:color="808080" w:space="0" w:sz="4" w:val="single"/>
+        <w:right w:color="808080" w:space="0" w:sz="4" w:val="single"/>
+        <w:insideH w:color="BFBFBF" w:space="0" w:sz="4" w:val="single"/>
+        <w:insideV w:color="BFBFBF" w:space="0" w:sz="4" w:val="single"/>
+      </w:tblBorders>
       <w:tblCellMar>
-        <w:top w:type="dxa" w:w="0"/>
+        <w:top w:type="dxa" w:w="40"/>
         <w:left w:type="dxa" w:w="108"/>
-        <w:bottom w:type="dxa" w:w="0"/>
+        <w:bottom w:type="dxa" w:w="40"/>
         <w:right w:type="dxa" w:w="108"/>
       </w:tblCellMar>
     </w:tblPr>
     <w:tblStylePr w:type="firstRow">
+      <w:rPr>
+        <w:b/>
+      </w:rPr>
       <w:tcPr>
+        <w:shd w:color="auto" w:fill="DDEBF7" w:val="clear"/>
         <w:tcBorders>
-          <w:bottom w:val="single"/>
+          <w:bottom w:color="1F4E78" w:space="0" w:sz="8" w:val="single"/>
         </w:tcBorders>
-        <w:vAlign w:val="bottom"/>
+        <w:vAlign w:val="center"/>
       </w:tcPr>
     </w:tblStylePr>
   </w:style>
